--- a/PSE Riemann — PLAN PSE AGENTS.docx
+++ b/PSE Riemann — PLAN PSE AGENTS.docx
@@ -2333,6 +2333,1582 @@
       </w:r>
       <w:r>
         <w:t xml:space="preserve"> of work.</w:t>
+      </w:r>
+    </w:p>
+    <w:p>
+      <w:pPr>
+        <w:pStyle w:val="Heading1"/>
+      </w:pPr>
+      <w:r>
+        <w:t xml:space="preserve">Second round (2026-10-27, agreement rules 27–41): plan to 0.3.0~rc1</w:t>
+      </w:r>
+    </w:p>
+    <w:p>
+      <w:pPr>
+        <w:spacing w:after="100"/>
+        <w:ind w:left="0"/>
+      </w:pPr>
+      <w:r>
+        <w:t xml:space="preserve">State: P0, P1, P2 done (</w:t>
+      </w:r>
+      <w:r>
+        <w:rPr>
+          <w:rFonts w:ascii="Consolas" w:cs="Consolas" w:eastAsia="Consolas" w:hAnsi="Consolas"/>
+          <w:color w:val="6B4A12"/>
+        </w:rPr>
+        <w:t xml:space="preserve">e15e252</w:t>
+      </w:r>
+      <w:r>
+        <w:t xml:space="preserve">, </w:t>
+      </w:r>
+      <w:r>
+        <w:rPr>
+          <w:rFonts w:ascii="Consolas" w:cs="Consolas" w:eastAsia="Consolas" w:hAnsi="Consolas"/>
+          <w:color w:val="6B4A12"/>
+        </w:rPr>
+        <w:t xml:space="preserve">f27680b</w:t>
+      </w:r>
+      <w:r>
+        <w:t xml:space="preserve">, </w:t>
+      </w:r>
+      <w:r>
+        <w:rPr>
+          <w:rFonts w:ascii="Consolas" w:cs="Consolas" w:eastAsia="Consolas" w:hAnsi="Consolas"/>
+          <w:color w:val="6B4A12"/>
+        </w:rPr>
+        <w:t xml:space="preserve">fe1a079</w:t>
+      </w:r>
+      <w:r>
+        <w:t xml:space="preserve">, pushed). Andrej sleeps; I work without asking, commits local.</w:t>
+      </w:r>
+    </w:p>
+    <w:tbl>
+      <w:tblPr>
+        <w:tblW w:type="dxa" w:w="9638"/>
+        <w:tblBorders>
+          <w:top w:val="single" w:color="auto" w:sz="4"/>
+          <w:left w:val="single" w:color="auto" w:sz="4"/>
+          <w:bottom w:val="single" w:color="auto" w:sz="4"/>
+          <w:right w:val="single" w:color="auto" w:sz="4"/>
+          <w:insideH w:val="single" w:color="auto" w:sz="4"/>
+          <w:insideV w:val="single" w:color="auto" w:sz="4"/>
+        </w:tblBorders>
+      </w:tblPr>
+      <w:tblGrid>
+        <w:gridCol w:w="1191"/>
+        <w:gridCol w:w="1732"/>
+        <w:gridCol w:w="974"/>
+        <w:gridCol w:w="1407"/>
+        <w:gridCol w:w="4334"/>
+      </w:tblGrid>
+      <w:tr>
+        <w:trPr>
+          <w:tblHeader/>
+        </w:trPr>
+        <w:tc>
+          <w:tcPr>
+            <w:tcW w:type="dxa" w:w="1191"/>
+            <w:tcBorders>
+              <w:top w:val="single" w:color="D9D4C7" w:sz="4"/>
+              <w:left w:val="single" w:color="D9D4C7" w:sz="4"/>
+              <w:bottom w:val="single" w:color="D9D4C7" w:sz="4"/>
+              <w:right w:val="single" w:color="D9D4C7" w:sz="4"/>
+            </w:tcBorders>
+            <w:shd w:fill="1F2430" w:color="auto" w:val="clear"/>
+            <w:tcMar>
+              <w:top w:type="dxa" w:w="60"/>
+              <w:left w:type="dxa" w:w="100"/>
+              <w:bottom w:type="dxa" w:w="60"/>
+              <w:right w:type="dxa" w:w="100"/>
+            </w:tcMar>
+          </w:tcPr>
+          <w:p>
+            <w:pPr>
+              <w:spacing w:after="0"/>
+            </w:pPr>
+            <w:r>
+              <w:rPr>
+                <w:b/>
+                <w:bCs/>
+                <w:color w:val="FFFFFF"/>
+                <w:sz w:val="19"/>
+                <w:szCs w:val="19"/>
+              </w:rPr>
+              <w:t xml:space="preserve">#</w:t>
+            </w:r>
+          </w:p>
+        </w:tc>
+        <w:tc>
+          <w:tcPr>
+            <w:tcW w:type="dxa" w:w="1732"/>
+            <w:tcBorders>
+              <w:top w:val="single" w:color="D9D4C7" w:sz="4"/>
+              <w:left w:val="single" w:color="D9D4C7" w:sz="4"/>
+              <w:bottom w:val="single" w:color="D9D4C7" w:sz="4"/>
+              <w:right w:val="single" w:color="D9D4C7" w:sz="4"/>
+            </w:tcBorders>
+            <w:shd w:fill="1F2430" w:color="auto" w:val="clear"/>
+            <w:tcMar>
+              <w:top w:type="dxa" w:w="60"/>
+              <w:left w:type="dxa" w:w="100"/>
+              <w:bottom w:type="dxa" w:w="60"/>
+              <w:right w:type="dxa" w:w="100"/>
+            </w:tcMar>
+          </w:tcPr>
+          <w:p>
+            <w:pPr>
+              <w:spacing w:after="0"/>
+            </w:pPr>
+            <w:r>
+              <w:rPr>
+                <w:b/>
+                <w:bCs/>
+                <w:color w:val="FFFFFF"/>
+                <w:sz w:val="19"/>
+                <w:szCs w:val="19"/>
+              </w:rPr>
+              <w:t xml:space="preserve">Step</w:t>
+            </w:r>
+          </w:p>
+        </w:tc>
+        <w:tc>
+          <w:tcPr>
+            <w:tcW w:type="dxa" w:w="974"/>
+            <w:tcBorders>
+              <w:top w:val="single" w:color="D9D4C7" w:sz="4"/>
+              <w:left w:val="single" w:color="D9D4C7" w:sz="4"/>
+              <w:bottom w:val="single" w:color="D9D4C7" w:sz="4"/>
+              <w:right w:val="single" w:color="D9D4C7" w:sz="4"/>
+            </w:tcBorders>
+            <w:shd w:fill="1F2430" w:color="auto" w:val="clear"/>
+            <w:tcMar>
+              <w:top w:type="dxa" w:w="60"/>
+              <w:left w:type="dxa" w:w="100"/>
+              <w:bottom w:type="dxa" w:w="60"/>
+              <w:right w:type="dxa" w:w="100"/>
+            </w:tcMar>
+          </w:tcPr>
+          <w:p>
+            <w:pPr>
+              <w:spacing w:after="0"/>
+            </w:pPr>
+            <w:r>
+              <w:rPr>
+                <w:b/>
+                <w:bCs/>
+                <w:color w:val="FFFFFF"/>
+                <w:sz w:val="19"/>
+                <w:szCs w:val="19"/>
+              </w:rPr>
+              <w:t xml:space="preserve">What exactly</w:t>
+            </w:r>
+          </w:p>
+        </w:tc>
+        <w:tc>
+          <w:tcPr>
+            <w:tcW w:type="dxa" w:w="1407"/>
+            <w:tcBorders>
+              <w:top w:val="single" w:color="D9D4C7" w:sz="4"/>
+              <w:left w:val="single" w:color="D9D4C7" w:sz="4"/>
+              <w:bottom w:val="single" w:color="D9D4C7" w:sz="4"/>
+              <w:right w:val="single" w:color="D9D4C7" w:sz="4"/>
+            </w:tcBorders>
+            <w:shd w:fill="1F2430" w:color="auto" w:val="clear"/>
+            <w:tcMar>
+              <w:top w:type="dxa" w:w="60"/>
+              <w:left w:type="dxa" w:w="100"/>
+              <w:bottom w:type="dxa" w:w="60"/>
+              <w:right w:type="dxa" w:w="100"/>
+            </w:tcMar>
+          </w:tcPr>
+          <w:p>
+            <w:pPr>
+              <w:spacing w:after="0"/>
+            </w:pPr>
+            <w:r>
+              <w:rPr>
+                <w:b/>
+                <w:bCs/>
+                <w:color w:val="FFFFFF"/>
+                <w:sz w:val="19"/>
+                <w:szCs w:val="19"/>
+              </w:rPr>
+              <w:t xml:space="preserve">Done when</w:t>
+            </w:r>
+          </w:p>
+        </w:tc>
+        <w:tc>
+          <w:tcPr>
+            <w:tcW w:type="dxa" w:w="4334"/>
+            <w:tcBorders>
+              <w:top w:val="single" w:color="D9D4C7" w:sz="4"/>
+              <w:left w:val="single" w:color="D9D4C7" w:sz="4"/>
+              <w:bottom w:val="single" w:color="D9D4C7" w:sz="4"/>
+              <w:right w:val="single" w:color="D9D4C7" w:sz="4"/>
+            </w:tcBorders>
+            <w:shd w:fill="1F2430" w:color="auto" w:val="clear"/>
+            <w:tcMar>
+              <w:top w:type="dxa" w:w="60"/>
+              <w:left w:type="dxa" w:w="100"/>
+              <w:bottom w:type="dxa" w:w="60"/>
+              <w:right w:type="dxa" w:w="100"/>
+            </w:tcMar>
+          </w:tcPr>
+          <w:p>
+            <w:pPr>
+              <w:spacing w:after="0"/>
+            </w:pPr>
+            <w:r>
+              <w:rPr>
+                <w:b/>
+                <w:bCs/>
+                <w:color w:val="FFFFFF"/>
+                <w:sz w:val="19"/>
+                <w:szCs w:val="19"/>
+              </w:rPr>
+              <w:t xml:space="preserve">Estimate</w:t>
+            </w:r>
+          </w:p>
+        </w:tc>
+      </w:tr>
+      <w:tr>
+        <w:trPr>
+          <w:tblHeader w:val="off"/>
+        </w:trPr>
+        <w:tc>
+          <w:tcPr>
+            <w:tcW w:type="dxa" w:w="1191"/>
+            <w:tcBorders>
+              <w:top w:val="single" w:color="D9D4C7" w:sz="4"/>
+              <w:left w:val="single" w:color="D9D4C7" w:sz="4"/>
+              <w:bottom w:val="single" w:color="D9D4C7" w:sz="4"/>
+              <w:right w:val="single" w:color="D9D4C7" w:sz="4"/>
+            </w:tcBorders>
+            <w:tcMar>
+              <w:top w:type="dxa" w:w="60"/>
+              <w:left w:type="dxa" w:w="100"/>
+              <w:bottom w:type="dxa" w:w="60"/>
+              <w:right w:type="dxa" w:w="100"/>
+            </w:tcMar>
+          </w:tcPr>
+          <w:p>
+            <w:pPr>
+              <w:spacing w:after="0"/>
+            </w:pPr>
+            <w:r>
+              <w:rPr>
+                <w:sz w:val="19"/>
+                <w:szCs w:val="19"/>
+              </w:rPr>
+              <w:t xml:space="preserve">R1</w:t>
+            </w:r>
+          </w:p>
+        </w:tc>
+        <w:tc>
+          <w:tcPr>
+            <w:tcW w:type="dxa" w:w="1732"/>
+            <w:tcBorders>
+              <w:top w:val="single" w:color="D9D4C7" w:sz="4"/>
+              <w:left w:val="single" w:color="D9D4C7" w:sz="4"/>
+              <w:bottom w:val="single" w:color="D9D4C7" w:sz="4"/>
+              <w:right w:val="single" w:color="D9D4C7" w:sz="4"/>
+            </w:tcBorders>
+            <w:tcMar>
+              <w:top w:type="dxa" w:w="60"/>
+              <w:left w:type="dxa" w:w="100"/>
+              <w:bottom w:type="dxa" w:w="60"/>
+              <w:right w:type="dxa" w:w="100"/>
+            </w:tcMar>
+          </w:tcPr>
+          <w:p>
+            <w:pPr>
+              <w:spacing w:after="0"/>
+            </w:pPr>
+            <w:r>
+              <w:rPr>
+                <w:sz w:val="19"/>
+                <w:szCs w:val="19"/>
+              </w:rPr>
+              <w:t xml:space="preserve">P3 · mission agent (33f)</w:t>
+            </w:r>
+          </w:p>
+        </w:tc>
+        <w:tc>
+          <w:tcPr>
+            <w:tcW w:type="dxa" w:w="974"/>
+            <w:tcBorders>
+              <w:top w:val="single" w:color="D9D4C7" w:sz="4"/>
+              <w:left w:val="single" w:color="D9D4C7" w:sz="4"/>
+              <w:bottom w:val="single" w:color="D9D4C7" w:sz="4"/>
+              <w:right w:val="single" w:color="D9D4C7" w:sz="4"/>
+            </w:tcBorders>
+            <w:tcMar>
+              <w:top w:type="dxa" w:w="60"/>
+              <w:left w:type="dxa" w:w="100"/>
+              <w:bottom w:type="dxa" w:w="60"/>
+              <w:right w:type="dxa" w:w="100"/>
+            </w:tcMar>
+          </w:tcPr>
+          <w:p>
+            <w:pPr>
+              <w:spacing w:after="0"/>
+            </w:pPr>
+            <w:r>
+              <w:rPr>
+                <w:sz w:val="19"/>
+                <w:szCs w:val="19"/>
+              </w:rPr>
+              <w:t xml:space="preserve">one unit per mission </w:t>
+            </w:r>
+            <w:r>
+              <w:rPr>
+                <w:rFonts w:ascii="Consolas" w:cs="Consolas" w:eastAsia="Consolas" w:hAnsi="Consolas"/>
+                <w:color w:val="6B4A12"/>
+                <w:sz w:val="19"/>
+                <w:szCs w:val="19"/>
+              </w:rPr>
+              <w:t xml:space="preserve">mission-agent:&lt;id&gt;</w:t>
+            </w:r>
+            <w:r>
+              <w:rPr>
+                <w:sz w:val="19"/>
+                <w:szCs w:val="19"/>
+              </w:rPr>
+              <w:t xml:space="preserve"> (open lifespan, dies when the mission closes); "Talk about the mission" button in Missions; paper checklist; reads abstracts, full text arXiv only on request; two-way conversation (≤ 3 questions per move), skeptic only on claims; "Compose conclusion" ⇒ queue items by kind; conversation saved in results (OURS-UNREVIEWED) + "where you left off"; without AI a clear message</w:t>
+            </w:r>
+          </w:p>
+        </w:tc>
+        <w:tc>
+          <w:tcPr>
+            <w:tcW w:type="dxa" w:w="1407"/>
+            <w:tcBorders>
+              <w:top w:val="single" w:color="D9D4C7" w:sz="4"/>
+              <w:left w:val="single" w:color="D9D4C7" w:sz="4"/>
+              <w:bottom w:val="single" w:color="D9D4C7" w:sz="4"/>
+              <w:right w:val="single" w:color="D9D4C7" w:sz="4"/>
+            </w:tcBorders>
+            <w:tcMar>
+              <w:top w:type="dxa" w:w="60"/>
+              <w:left w:type="dxa" w:w="100"/>
+              <w:bottom w:type="dxa" w:w="60"/>
+              <w:right w:type="dxa" w:w="100"/>
+            </w:tcMar>
+          </w:tcPr>
+          <w:p>
+            <w:pPr>
+              <w:spacing w:after="0"/>
+            </w:pPr>
+            <w:r>
+              <w:rPr>
+                <w:sz w:val="19"/>
+                <w:szCs w:val="19"/>
+              </w:rPr>
+              <w:t xml:space="preserve">tests with a fake model, tab screenshot</w:t>
+            </w:r>
+          </w:p>
+        </w:tc>
+        <w:tc>
+          <w:tcPr>
+            <w:tcW w:type="dxa" w:w="4334"/>
+            <w:tcBorders>
+              <w:top w:val="single" w:color="D9D4C7" w:sz="4"/>
+              <w:left w:val="single" w:color="D9D4C7" w:sz="4"/>
+              <w:bottom w:val="single" w:color="D9D4C7" w:sz="4"/>
+              <w:right w:val="single" w:color="D9D4C7" w:sz="4"/>
+            </w:tcBorders>
+            <w:tcMar>
+              <w:top w:type="dxa" w:w="60"/>
+              <w:left w:type="dxa" w:w="100"/>
+              <w:bottom w:type="dxa" w:w="60"/>
+              <w:right w:type="dxa" w:w="100"/>
+            </w:tcMar>
+          </w:tcPr>
+          <w:p>
+            <w:pPr>
+              <w:spacing w:after="0"/>
+            </w:pPr>
+            <w:r>
+              <w:rPr>
+                <w:sz w:val="19"/>
+                <w:szCs w:val="19"/>
+              </w:rPr>
+              <w:t xml:space="preserve">6–10 h</w:t>
+            </w:r>
+          </w:p>
+        </w:tc>
+      </w:tr>
+      <w:tr>
+        <w:trPr>
+          <w:tblHeader w:val="off"/>
+        </w:trPr>
+        <w:tc>
+          <w:tcPr>
+            <w:tcW w:type="dxa" w:w="1191"/>
+            <w:tcBorders>
+              <w:top w:val="single" w:color="D9D4C7" w:sz="4"/>
+              <w:left w:val="single" w:color="D9D4C7" w:sz="4"/>
+              <w:bottom w:val="single" w:color="D9D4C7" w:sz="4"/>
+              <w:right w:val="single" w:color="D9D4C7" w:sz="4"/>
+            </w:tcBorders>
+            <w:shd w:fill="F4F1EA" w:color="auto" w:val="clear"/>
+            <w:tcMar>
+              <w:top w:type="dxa" w:w="60"/>
+              <w:left w:type="dxa" w:w="100"/>
+              <w:bottom w:type="dxa" w:w="60"/>
+              <w:right w:type="dxa" w:w="100"/>
+            </w:tcMar>
+          </w:tcPr>
+          <w:p>
+            <w:pPr>
+              <w:spacing w:after="0"/>
+            </w:pPr>
+            <w:r>
+              <w:rPr>
+                <w:sz w:val="19"/>
+                <w:szCs w:val="19"/>
+              </w:rPr>
+              <w:t xml:space="preserve">R2</w:t>
+            </w:r>
+          </w:p>
+        </w:tc>
+        <w:tc>
+          <w:tcPr>
+            <w:tcW w:type="dxa" w:w="1732"/>
+            <w:tcBorders>
+              <w:top w:val="single" w:color="D9D4C7" w:sz="4"/>
+              <w:left w:val="single" w:color="D9D4C7" w:sz="4"/>
+              <w:bottom w:val="single" w:color="D9D4C7" w:sz="4"/>
+              <w:right w:val="single" w:color="D9D4C7" w:sz="4"/>
+            </w:tcBorders>
+            <w:shd w:fill="F4F1EA" w:color="auto" w:val="clear"/>
+            <w:tcMar>
+              <w:top w:type="dxa" w:w="60"/>
+              <w:left w:type="dxa" w:w="100"/>
+              <w:bottom w:type="dxa" w:w="60"/>
+              <w:right w:type="dxa" w:w="100"/>
+            </w:tcMar>
+          </w:tcPr>
+          <w:p>
+            <w:pPr>
+              <w:spacing w:after="0"/>
+            </w:pPr>
+            <w:r>
+              <w:rPr>
+                <w:sz w:val="19"/>
+                <w:szCs w:val="19"/>
+              </w:rPr>
+              <w:t xml:space="preserve">33d · queue in groups</w:t>
+            </w:r>
+          </w:p>
+        </w:tc>
+        <w:tc>
+          <w:tcPr>
+            <w:tcW w:type="dxa" w:w="974"/>
+            <w:tcBorders>
+              <w:top w:val="single" w:color="D9D4C7" w:sz="4"/>
+              <w:left w:val="single" w:color="D9D4C7" w:sz="4"/>
+              <w:bottom w:val="single" w:color="D9D4C7" w:sz="4"/>
+              <w:right w:val="single" w:color="D9D4C7" w:sz="4"/>
+            </w:tcBorders>
+            <w:shd w:fill="F4F1EA" w:color="auto" w:val="clear"/>
+            <w:tcMar>
+              <w:top w:type="dxa" w:w="60"/>
+              <w:left w:type="dxa" w:w="100"/>
+              <w:bottom w:type="dxa" w:w="60"/>
+              <w:right w:type="dxa" w:w="100"/>
+            </w:tcMar>
+          </w:tcPr>
+          <w:p>
+            <w:pPr>
+              <w:spacing w:after="0"/>
+            </w:pPr>
+            <w:r>
+              <w:rPr>
+                <w:sz w:val="19"/>
+                <w:szCs w:val="19"/>
+              </w:rPr>
+              <w:t xml:space="preserve">tree kind → mission/topic (corpus branches); checkboxes; bulk only reversible; Doctor's measures and irreversible one by one; confirmation "approving N items"; click = full abstract</w:t>
+            </w:r>
+          </w:p>
+        </w:tc>
+        <w:tc>
+          <w:tcPr>
+            <w:tcW w:type="dxa" w:w="1407"/>
+            <w:tcBorders>
+              <w:top w:val="single" w:color="D9D4C7" w:sz="4"/>
+              <w:left w:val="single" w:color="D9D4C7" w:sz="4"/>
+              <w:bottom w:val="single" w:color="D9D4C7" w:sz="4"/>
+              <w:right w:val="single" w:color="D9D4C7" w:sz="4"/>
+            </w:tcBorders>
+            <w:shd w:fill="F4F1EA" w:color="auto" w:val="clear"/>
+            <w:tcMar>
+              <w:top w:type="dxa" w:w="60"/>
+              <w:left w:type="dxa" w:w="100"/>
+              <w:bottom w:type="dxa" w:w="60"/>
+              <w:right w:type="dxa" w:w="100"/>
+            </w:tcMar>
+          </w:tcPr>
+          <w:p>
+            <w:pPr>
+              <w:spacing w:after="0"/>
+            </w:pPr>
+            <w:r>
+              <w:rPr>
+                <w:sz w:val="19"/>
+                <w:szCs w:val="19"/>
+              </w:rPr>
+              <w:t xml:space="preserve">tests + screenshot</w:t>
+            </w:r>
+          </w:p>
+        </w:tc>
+        <w:tc>
+          <w:tcPr>
+            <w:tcW w:type="dxa" w:w="4334"/>
+            <w:tcBorders>
+              <w:top w:val="single" w:color="D9D4C7" w:sz="4"/>
+              <w:left w:val="single" w:color="D9D4C7" w:sz="4"/>
+              <w:bottom w:val="single" w:color="D9D4C7" w:sz="4"/>
+              <w:right w:val="single" w:color="D9D4C7" w:sz="4"/>
+            </w:tcBorders>
+            <w:shd w:fill="F4F1EA" w:color="auto" w:val="clear"/>
+            <w:tcMar>
+              <w:top w:type="dxa" w:w="60"/>
+              <w:left w:type="dxa" w:w="100"/>
+              <w:bottom w:type="dxa" w:w="60"/>
+              <w:right w:type="dxa" w:w="100"/>
+            </w:tcMar>
+          </w:tcPr>
+          <w:p>
+            <w:pPr>
+              <w:spacing w:after="0"/>
+            </w:pPr>
+            <w:r>
+              <w:rPr>
+                <w:sz w:val="19"/>
+                <w:szCs w:val="19"/>
+              </w:rPr>
+              <w:t xml:space="preserve">4–6 h</w:t>
+            </w:r>
+          </w:p>
+        </w:tc>
+      </w:tr>
+      <w:tr>
+        <w:trPr>
+          <w:tblHeader w:val="off"/>
+        </w:trPr>
+        <w:tc>
+          <w:tcPr>
+            <w:tcW w:type="dxa" w:w="1191"/>
+            <w:tcBorders>
+              <w:top w:val="single" w:color="D9D4C7" w:sz="4"/>
+              <w:left w:val="single" w:color="D9D4C7" w:sz="4"/>
+              <w:bottom w:val="single" w:color="D9D4C7" w:sz="4"/>
+              <w:right w:val="single" w:color="D9D4C7" w:sz="4"/>
+            </w:tcBorders>
+            <w:tcMar>
+              <w:top w:type="dxa" w:w="60"/>
+              <w:left w:type="dxa" w:w="100"/>
+              <w:bottom w:type="dxa" w:w="60"/>
+              <w:right w:type="dxa" w:w="100"/>
+            </w:tcMar>
+          </w:tcPr>
+          <w:p>
+            <w:pPr>
+              <w:spacing w:after="0"/>
+            </w:pPr>
+            <w:r>
+              <w:rPr>
+                <w:sz w:val="19"/>
+                <w:szCs w:val="19"/>
+              </w:rPr>
+              <w:t xml:space="preserve">R3</w:t>
+            </w:r>
+          </w:p>
+        </w:tc>
+        <w:tc>
+          <w:tcPr>
+            <w:tcW w:type="dxa" w:w="1732"/>
+            <w:tcBorders>
+              <w:top w:val="single" w:color="D9D4C7" w:sz="4"/>
+              <w:left w:val="single" w:color="D9D4C7" w:sz="4"/>
+              <w:bottom w:val="single" w:color="D9D4C7" w:sz="4"/>
+              <w:right w:val="single" w:color="D9D4C7" w:sz="4"/>
+            </w:tcBorders>
+            <w:tcMar>
+              <w:top w:type="dxa" w:w="60"/>
+              <w:left w:type="dxa" w:w="100"/>
+              <w:bottom w:type="dxa" w:w="60"/>
+              <w:right w:type="dxa" w:w="100"/>
+            </w:tcMar>
+          </w:tcPr>
+          <w:p>
+            <w:pPr>
+              <w:spacing w:after="0"/>
+            </w:pPr>
+            <w:r>
+              <w:rPr>
+                <w:sz w:val="19"/>
+                <w:szCs w:val="19"/>
+              </w:rPr>
+              <w:t xml:space="preserve">33e · human voice</w:t>
+            </w:r>
+          </w:p>
+        </w:tc>
+        <w:tc>
+          <w:tcPr>
+            <w:tcW w:type="dxa" w:w="974"/>
+            <w:tcBorders>
+              <w:top w:val="single" w:color="D9D4C7" w:sz="4"/>
+              <w:left w:val="single" w:color="D9D4C7" w:sz="4"/>
+              <w:bottom w:val="single" w:color="D9D4C7" w:sz="4"/>
+              <w:right w:val="single" w:color="D9D4C7" w:sz="4"/>
+            </w:tcBorders>
+            <w:tcMar>
+              <w:top w:type="dxa" w:w="60"/>
+              <w:left w:type="dxa" w:w="100"/>
+              <w:bottom w:type="dxa" w:w="60"/>
+              <w:right w:type="dxa" w:w="100"/>
+            </w:tcMar>
+          </w:tcPr>
+          <w:p>
+            <w:pPr>
+              <w:spacing w:after="0"/>
+            </w:pPr>
+            <w:r>
+              <w:rPr>
+                <w:sz w:val="19"/>
+                <w:szCs w:val="19"/>
+              </w:rPr>
+              <w:t xml:space="preserve">the answer in an assistant's voice (ti), facts only from SELECT; "show where from" (SQL + rows collapsed); without AI human template sentences; all through the voice unit</w:t>
+            </w:r>
+          </w:p>
+        </w:tc>
+        <w:tc>
+          <w:tcPr>
+            <w:tcW w:type="dxa" w:w="1407"/>
+            <w:tcBorders>
+              <w:top w:val="single" w:color="D9D4C7" w:sz="4"/>
+              <w:left w:val="single" w:color="D9D4C7" w:sz="4"/>
+              <w:bottom w:val="single" w:color="D9D4C7" w:sz="4"/>
+              <w:right w:val="single" w:color="D9D4C7" w:sz="4"/>
+            </w:tcBorders>
+            <w:tcMar>
+              <w:top w:type="dxa" w:w="60"/>
+              <w:left w:type="dxa" w:w="100"/>
+              <w:bottom w:type="dxa" w:w="60"/>
+              <w:right w:type="dxa" w:w="100"/>
+            </w:tcMar>
+          </w:tcPr>
+          <w:p>
+            <w:pPr>
+              <w:spacing w:after="0"/>
+            </w:pPr>
+            <w:r>
+              <w:rPr>
+                <w:sz w:val="19"/>
+                <w:szCs w:val="19"/>
+              </w:rPr>
+              <w:t xml:space="preserve">tests</w:t>
+            </w:r>
+          </w:p>
+        </w:tc>
+        <w:tc>
+          <w:tcPr>
+            <w:tcW w:type="dxa" w:w="4334"/>
+            <w:tcBorders>
+              <w:top w:val="single" w:color="D9D4C7" w:sz="4"/>
+              <w:left w:val="single" w:color="D9D4C7" w:sz="4"/>
+              <w:bottom w:val="single" w:color="D9D4C7" w:sz="4"/>
+              <w:right w:val="single" w:color="D9D4C7" w:sz="4"/>
+            </w:tcBorders>
+            <w:tcMar>
+              <w:top w:type="dxa" w:w="60"/>
+              <w:left w:type="dxa" w:w="100"/>
+              <w:bottom w:type="dxa" w:w="60"/>
+              <w:right w:type="dxa" w:w="100"/>
+            </w:tcMar>
+          </w:tcPr>
+          <w:p>
+            <w:pPr>
+              <w:spacing w:after="0"/>
+            </w:pPr>
+            <w:r>
+              <w:rPr>
+                <w:sz w:val="19"/>
+                <w:szCs w:val="19"/>
+              </w:rPr>
+              <w:t xml:space="preserve">4–7 h</w:t>
+            </w:r>
+          </w:p>
+        </w:tc>
+      </w:tr>
+      <w:tr>
+        <w:trPr>
+          <w:tblHeader w:val="off"/>
+        </w:trPr>
+        <w:tc>
+          <w:tcPr>
+            <w:tcW w:type="dxa" w:w="1191"/>
+            <w:tcBorders>
+              <w:top w:val="single" w:color="D9D4C7" w:sz="4"/>
+              <w:left w:val="single" w:color="D9D4C7" w:sz="4"/>
+              <w:bottom w:val="single" w:color="D9D4C7" w:sz="4"/>
+              <w:right w:val="single" w:color="D9D4C7" w:sz="4"/>
+            </w:tcBorders>
+            <w:shd w:fill="F4F1EA" w:color="auto" w:val="clear"/>
+            <w:tcMar>
+              <w:top w:type="dxa" w:w="60"/>
+              <w:left w:type="dxa" w:w="100"/>
+              <w:bottom w:type="dxa" w:w="60"/>
+              <w:right w:type="dxa" w:w="100"/>
+            </w:tcMar>
+          </w:tcPr>
+          <w:p>
+            <w:pPr>
+              <w:spacing w:after="0"/>
+            </w:pPr>
+            <w:r>
+              <w:rPr>
+                <w:sz w:val="19"/>
+                <w:szCs w:val="19"/>
+              </w:rPr>
+              <w:t xml:space="preserve">R4</w:t>
+            </w:r>
+          </w:p>
+        </w:tc>
+        <w:tc>
+          <w:tcPr>
+            <w:tcW w:type="dxa" w:w="1732"/>
+            <w:tcBorders>
+              <w:top w:val="single" w:color="D9D4C7" w:sz="4"/>
+              <w:left w:val="single" w:color="D9D4C7" w:sz="4"/>
+              <w:bottom w:val="single" w:color="D9D4C7" w:sz="4"/>
+              <w:right w:val="single" w:color="D9D4C7" w:sz="4"/>
+            </w:tcBorders>
+            <w:shd w:fill="F4F1EA" w:color="auto" w:val="clear"/>
+            <w:tcMar>
+              <w:top w:type="dxa" w:w="60"/>
+              <w:left w:type="dxa" w:w="100"/>
+              <w:bottom w:type="dxa" w:w="60"/>
+              <w:right w:type="dxa" w:w="100"/>
+            </w:tcMar>
+          </w:tcPr>
+          <w:p>
+            <w:pPr>
+              <w:spacing w:after="0"/>
+            </w:pPr>
+            <w:r>
+              <w:rPr>
+                <w:sz w:val="19"/>
+                <w:szCs w:val="19"/>
+              </w:rPr>
+              <w:t xml:space="preserve">33b · language + translation</w:t>
+            </w:r>
+          </w:p>
+        </w:tc>
+        <w:tc>
+          <w:tcPr>
+            <w:tcW w:type="dxa" w:w="974"/>
+            <w:tcBorders>
+              <w:top w:val="single" w:color="D9D4C7" w:sz="4"/>
+              <w:left w:val="single" w:color="D9D4C7" w:sz="4"/>
+              <w:bottom w:val="single" w:color="D9D4C7" w:sz="4"/>
+              <w:right w:val="single" w:color="D9D4C7" w:sz="4"/>
+            </w:tcBorders>
+            <w:shd w:fill="F4F1EA" w:color="auto" w:val="clear"/>
+            <w:tcMar>
+              <w:top w:type="dxa" w:w="60"/>
+              <w:left w:type="dxa" w:w="100"/>
+              <w:bottom w:type="dxa" w:w="60"/>
+              <w:right w:type="dxa" w:w="100"/>
+            </w:tcMar>
+          </w:tcPr>
+          <w:p>
+            <w:pPr>
+              <w:spacing w:after="0"/>
+            </w:pPr>
+            <w:r>
+              <w:rPr>
+                <w:sz w:val="19"/>
+                <w:szCs w:val="19"/>
+              </w:rPr>
+              <w:t xml:space="preserve">(a) interface audit SR and EN (tool + screenshots), fixes, a test for new strings; (b) the translator as a PSE unit; menu in the viewer and the Editor; cache + </w:t>
+            </w:r>
+            <w:r>
+              <w:rPr>
+                <w:rFonts w:ascii="Consolas" w:cs="Consolas" w:eastAsia="Consolas" w:hAnsi="Consolas"/>
+                <w:color w:val="6B4A12"/>
+                <w:sz w:val="19"/>
+                <w:szCs w:val="19"/>
+              </w:rPr>
+              <w:t xml:space="preserve">-masinski.md</w:t>
+            </w:r>
+            <w:r>
+              <w:rPr>
+                <w:sz w:val="19"/>
+                <w:szCs w:val="19"/>
+              </w:rPr>
+              <w:t xml:space="preserve"> file; skipped by index/gate; estimate for full text; </w:t>
+            </w:r>
+            <w:r>
+              <w:rPr>
+                <w:rFonts w:ascii="Consolas" w:cs="Consolas" w:eastAsia="Consolas" w:hAnsi="Consolas"/>
+                <w:color w:val="6B4A12"/>
+                <w:sz w:val="19"/>
+                <w:szCs w:val="19"/>
+              </w:rPr>
+              <w:t xml:space="preserve">papers-local</w:t>
+            </w:r>
+            <w:r>
+              <w:rPr>
+                <w:sz w:val="19"/>
+                <w:szCs w:val="19"/>
+              </w:rPr>
+              <w:t xml:space="preserve"> GGUF only</w:t>
+            </w:r>
+          </w:p>
+        </w:tc>
+        <w:tc>
+          <w:tcPr>
+            <w:tcW w:type="dxa" w:w="1407"/>
+            <w:tcBorders>
+              <w:top w:val="single" w:color="D9D4C7" w:sz="4"/>
+              <w:left w:val="single" w:color="D9D4C7" w:sz="4"/>
+              <w:bottom w:val="single" w:color="D9D4C7" w:sz="4"/>
+              <w:right w:val="single" w:color="D9D4C7" w:sz="4"/>
+            </w:tcBorders>
+            <w:shd w:fill="F4F1EA" w:color="auto" w:val="clear"/>
+            <w:tcMar>
+              <w:top w:type="dxa" w:w="60"/>
+              <w:left w:type="dxa" w:w="100"/>
+              <w:bottom w:type="dxa" w:w="60"/>
+              <w:right w:type="dxa" w:w="100"/>
+            </w:tcMar>
+          </w:tcPr>
+          <w:p>
+            <w:pPr>
+              <w:spacing w:after="0"/>
+            </w:pPr>
+            <w:r>
+              <w:rPr>
+                <w:sz w:val="19"/>
+                <w:szCs w:val="19"/>
+              </w:rPr>
+              <w:t xml:space="preserve">audit test empty, translation tests</w:t>
+            </w:r>
+          </w:p>
+        </w:tc>
+        <w:tc>
+          <w:tcPr>
+            <w:tcW w:type="dxa" w:w="4334"/>
+            <w:tcBorders>
+              <w:top w:val="single" w:color="D9D4C7" w:sz="4"/>
+              <w:left w:val="single" w:color="D9D4C7" w:sz="4"/>
+              <w:bottom w:val="single" w:color="D9D4C7" w:sz="4"/>
+              <w:right w:val="single" w:color="D9D4C7" w:sz="4"/>
+            </w:tcBorders>
+            <w:shd w:fill="F4F1EA" w:color="auto" w:val="clear"/>
+            <w:tcMar>
+              <w:top w:type="dxa" w:w="60"/>
+              <w:left w:type="dxa" w:w="100"/>
+              <w:bottom w:type="dxa" w:w="60"/>
+              <w:right w:type="dxa" w:w="100"/>
+            </w:tcMar>
+          </w:tcPr>
+          <w:p>
+            <w:pPr>
+              <w:spacing w:after="0"/>
+            </w:pPr>
+            <w:r>
+              <w:rPr>
+                <w:sz w:val="19"/>
+                <w:szCs w:val="19"/>
+              </w:rPr>
+              <w:t xml:space="preserve">6–9 h</w:t>
+            </w:r>
+          </w:p>
+        </w:tc>
+      </w:tr>
+      <w:tr>
+        <w:trPr>
+          <w:tblHeader w:val="off"/>
+        </w:trPr>
+        <w:tc>
+          <w:tcPr>
+            <w:tcW w:type="dxa" w:w="1191"/>
+            <w:tcBorders>
+              <w:top w:val="single" w:color="D9D4C7" w:sz="4"/>
+              <w:left w:val="single" w:color="D9D4C7" w:sz="4"/>
+              <w:bottom w:val="single" w:color="D9D4C7" w:sz="4"/>
+              <w:right w:val="single" w:color="D9D4C7" w:sz="4"/>
+            </w:tcBorders>
+            <w:tcMar>
+              <w:top w:type="dxa" w:w="60"/>
+              <w:left w:type="dxa" w:w="100"/>
+              <w:bottom w:type="dxa" w:w="60"/>
+              <w:right w:type="dxa" w:w="100"/>
+            </w:tcMar>
+          </w:tcPr>
+          <w:p>
+            <w:pPr>
+              <w:spacing w:after="0"/>
+            </w:pPr>
+            <w:r>
+              <w:rPr>
+                <w:sz w:val="19"/>
+                <w:szCs w:val="19"/>
+              </w:rPr>
+              <w:t xml:space="preserve">R5</w:t>
+            </w:r>
+          </w:p>
+        </w:tc>
+        <w:tc>
+          <w:tcPr>
+            <w:tcW w:type="dxa" w:w="1732"/>
+            <w:tcBorders>
+              <w:top w:val="single" w:color="D9D4C7" w:sz="4"/>
+              <w:left w:val="single" w:color="D9D4C7" w:sz="4"/>
+              <w:bottom w:val="single" w:color="D9D4C7" w:sz="4"/>
+              <w:right w:val="single" w:color="D9D4C7" w:sz="4"/>
+            </w:tcBorders>
+            <w:tcMar>
+              <w:top w:type="dxa" w:w="60"/>
+              <w:left w:type="dxa" w:w="100"/>
+              <w:bottom w:type="dxa" w:w="60"/>
+              <w:right w:type="dxa" w:w="100"/>
+            </w:tcMar>
+          </w:tcPr>
+          <w:p>
+            <w:pPr>
+              <w:spacing w:after="0"/>
+            </w:pPr>
+            <w:r>
+              <w:rPr>
+                <w:sz w:val="19"/>
+                <w:szCs w:val="19"/>
+              </w:rPr>
+              <w:t xml:space="preserve">Menu bar</w:t>
+            </w:r>
+          </w:p>
+        </w:tc>
+        <w:tc>
+          <w:tcPr>
+            <w:tcW w:type="dxa" w:w="974"/>
+            <w:tcBorders>
+              <w:top w:val="single" w:color="D9D4C7" w:sz="4"/>
+              <w:left w:val="single" w:color="D9D4C7" w:sz="4"/>
+              <w:bottom w:val="single" w:color="D9D4C7" w:sz="4"/>
+              <w:right w:val="single" w:color="D9D4C7" w:sz="4"/>
+            </w:tcBorders>
+            <w:tcMar>
+              <w:top w:type="dxa" w:w="60"/>
+              <w:left w:type="dxa" w:w="100"/>
+              <w:bottom w:type="dxa" w:w="60"/>
+              <w:right w:type="dxa" w:w="100"/>
+            </w:tcMar>
+          </w:tcPr>
+          <w:p>
+            <w:pPr>
+              <w:spacing w:after="0"/>
+            </w:pPr>
+            <w:r>
+              <w:rPr>
+                <w:sz w:val="19"/>
+                <w:szCs w:val="19"/>
+              </w:rPr>
+              <w:t xml:space="preserve">SHARED_LIB · Laboratory · Settings · Language · Help → Guide</w:t>
+            </w:r>
+          </w:p>
+        </w:tc>
+        <w:tc>
+          <w:tcPr>
+            <w:tcW w:type="dxa" w:w="1407"/>
+            <w:tcBorders>
+              <w:top w:val="single" w:color="D9D4C7" w:sz="4"/>
+              <w:left w:val="single" w:color="D9D4C7" w:sz="4"/>
+              <w:bottom w:val="single" w:color="D9D4C7" w:sz="4"/>
+              <w:right w:val="single" w:color="D9D4C7" w:sz="4"/>
+            </w:tcBorders>
+            <w:tcMar>
+              <w:top w:type="dxa" w:w="60"/>
+              <w:left w:type="dxa" w:w="100"/>
+              <w:bottom w:type="dxa" w:w="60"/>
+              <w:right w:type="dxa" w:w="100"/>
+            </w:tcMar>
+          </w:tcPr>
+          <w:p>
+            <w:pPr>
+              <w:spacing w:after="0"/>
+            </w:pPr>
+            <w:r>
+              <w:rPr>
+                <w:sz w:val="19"/>
+                <w:szCs w:val="19"/>
+              </w:rPr>
+              <w:t xml:space="preserve">screenshot</w:t>
+            </w:r>
+          </w:p>
+        </w:tc>
+        <w:tc>
+          <w:tcPr>
+            <w:tcW w:type="dxa" w:w="4334"/>
+            <w:tcBorders>
+              <w:top w:val="single" w:color="D9D4C7" w:sz="4"/>
+              <w:left w:val="single" w:color="D9D4C7" w:sz="4"/>
+              <w:bottom w:val="single" w:color="D9D4C7" w:sz="4"/>
+              <w:right w:val="single" w:color="D9D4C7" w:sz="4"/>
+            </w:tcBorders>
+            <w:tcMar>
+              <w:top w:type="dxa" w:w="60"/>
+              <w:left w:type="dxa" w:w="100"/>
+              <w:bottom w:type="dxa" w:w="60"/>
+              <w:right w:type="dxa" w:w="100"/>
+            </w:tcMar>
+          </w:tcPr>
+          <w:p>
+            <w:pPr>
+              <w:spacing w:after="0"/>
+            </w:pPr>
+            <w:r>
+              <w:rPr>
+                <w:sz w:val="19"/>
+                <w:szCs w:val="19"/>
+              </w:rPr>
+              <w:t xml:space="preserve">1 h</w:t>
+            </w:r>
+          </w:p>
+        </w:tc>
+      </w:tr>
+      <w:tr>
+        <w:trPr>
+          <w:tblHeader w:val="off"/>
+        </w:trPr>
+        <w:tc>
+          <w:tcPr>
+            <w:tcW w:type="dxa" w:w="1191"/>
+            <w:tcBorders>
+              <w:top w:val="single" w:color="D9D4C7" w:sz="4"/>
+              <w:left w:val="single" w:color="D9D4C7" w:sz="4"/>
+              <w:bottom w:val="single" w:color="D9D4C7" w:sz="4"/>
+              <w:right w:val="single" w:color="D9D4C7" w:sz="4"/>
+            </w:tcBorders>
+            <w:shd w:fill="F4F1EA" w:color="auto" w:val="clear"/>
+            <w:tcMar>
+              <w:top w:type="dxa" w:w="60"/>
+              <w:left w:type="dxa" w:w="100"/>
+              <w:bottom w:type="dxa" w:w="60"/>
+              <w:right w:type="dxa" w:w="100"/>
+            </w:tcMar>
+          </w:tcPr>
+          <w:p>
+            <w:pPr>
+              <w:spacing w:after="0"/>
+            </w:pPr>
+            <w:r>
+              <w:rPr>
+                <w:sz w:val="19"/>
+                <w:szCs w:val="19"/>
+              </w:rPr>
+              <w:t xml:space="preserve">R6</w:t>
+            </w:r>
+          </w:p>
+        </w:tc>
+        <w:tc>
+          <w:tcPr>
+            <w:tcW w:type="dxa" w:w="1732"/>
+            <w:tcBorders>
+              <w:top w:val="single" w:color="D9D4C7" w:sz="4"/>
+              <w:left w:val="single" w:color="D9D4C7" w:sz="4"/>
+              <w:bottom w:val="single" w:color="D9D4C7" w:sz="4"/>
+              <w:right w:val="single" w:color="D9D4C7" w:sz="4"/>
+            </w:tcBorders>
+            <w:shd w:fill="F4F1EA" w:color="auto" w:val="clear"/>
+            <w:tcMar>
+              <w:top w:type="dxa" w:w="60"/>
+              <w:left w:type="dxa" w:w="100"/>
+              <w:bottom w:type="dxa" w:w="60"/>
+              <w:right w:type="dxa" w:w="100"/>
+            </w:tcMar>
+          </w:tcPr>
+          <w:p>
+            <w:pPr>
+              <w:spacing w:after="0"/>
+            </w:pPr>
+            <w:r>
+              <w:rPr>
+                <w:sz w:val="19"/>
+                <w:szCs w:val="19"/>
+              </w:rPr>
+              <w:t xml:space="preserve">Two debs</w:t>
+            </w:r>
+          </w:p>
+        </w:tc>
+        <w:tc>
+          <w:tcPr>
+            <w:tcW w:type="dxa" w:w="974"/>
+            <w:tcBorders>
+              <w:top w:val="single" w:color="D9D4C7" w:sz="4"/>
+              <w:left w:val="single" w:color="D9D4C7" w:sz="4"/>
+              <w:bottom w:val="single" w:color="D9D4C7" w:sz="4"/>
+              <w:right w:val="single" w:color="D9D4C7" w:sz="4"/>
+            </w:tcBorders>
+            <w:shd w:fill="F4F1EA" w:color="auto" w:val="clear"/>
+            <w:tcMar>
+              <w:top w:type="dxa" w:w="60"/>
+              <w:left w:type="dxa" w:w="100"/>
+              <w:bottom w:type="dxa" w:w="60"/>
+              <w:right w:type="dxa" w:w="100"/>
+            </w:tcMar>
+          </w:tcPr>
+          <w:p>
+            <w:pPr>
+              <w:spacing w:after="0"/>
+            </w:pPr>
+            <w:r>
+              <w:rPr>
+                <w:rFonts w:ascii="Consolas" w:cs="Consolas" w:eastAsia="Consolas" w:hAnsi="Consolas"/>
+                <w:color w:val="6B4A12"/>
+                <w:sz w:val="19"/>
+                <w:szCs w:val="19"/>
+              </w:rPr>
+              <w:t xml:space="preserve">pse-riemann-andrej</w:t>
+            </w:r>
+            <w:r>
+              <w:rPr>
+                <w:sz w:val="19"/>
+                <w:szCs w:val="19"/>
+              </w:rPr>
+              <w:t xml:space="preserve"> (missions + QRH) and </w:t>
+            </w:r>
+            <w:r>
+              <w:rPr>
+                <w:rFonts w:ascii="Consolas" w:cs="Consolas" w:eastAsia="Consolas" w:hAnsi="Consolas"/>
+                <w:color w:val="6B4A12"/>
+                <w:sz w:val="19"/>
+                <w:szCs w:val="19"/>
+              </w:rPr>
+              <w:t xml:space="preserve">pse-riemann</w:t>
+            </w:r>
+            <w:r>
+              <w:rPr>
+                <w:sz w:val="19"/>
+                <w:szCs w:val="19"/>
+              </w:rPr>
+              <w:t xml:space="preserve"> (empty), full, 0.3.0~rc1, conflicting with each other; selftest from the unpacked package</w:t>
+            </w:r>
+          </w:p>
+        </w:tc>
+        <w:tc>
+          <w:tcPr>
+            <w:tcW w:type="dxa" w:w="1407"/>
+            <w:tcBorders>
+              <w:top w:val="single" w:color="D9D4C7" w:sz="4"/>
+              <w:left w:val="single" w:color="D9D4C7" w:sz="4"/>
+              <w:bottom w:val="single" w:color="D9D4C7" w:sz="4"/>
+              <w:right w:val="single" w:color="D9D4C7" w:sz="4"/>
+            </w:tcBorders>
+            <w:shd w:fill="F4F1EA" w:color="auto" w:val="clear"/>
+            <w:tcMar>
+              <w:top w:type="dxa" w:w="60"/>
+              <w:left w:type="dxa" w:w="100"/>
+              <w:bottom w:type="dxa" w:w="60"/>
+              <w:right w:type="dxa" w:w="100"/>
+            </w:tcMar>
+          </w:tcPr>
+          <w:p>
+            <w:pPr>
+              <w:spacing w:after="0"/>
+            </w:pPr>
+            <w:r>
+              <w:rPr>
+                <w:sz w:val="19"/>
+                <w:szCs w:val="19"/>
+              </w:rPr>
+              <w:t xml:space="preserve">selftest passes for both</w:t>
+            </w:r>
+          </w:p>
+        </w:tc>
+        <w:tc>
+          <w:tcPr>
+            <w:tcW w:type="dxa" w:w="4334"/>
+            <w:tcBorders>
+              <w:top w:val="single" w:color="D9D4C7" w:sz="4"/>
+              <w:left w:val="single" w:color="D9D4C7" w:sz="4"/>
+              <w:bottom w:val="single" w:color="D9D4C7" w:sz="4"/>
+              <w:right w:val="single" w:color="D9D4C7" w:sz="4"/>
+            </w:tcBorders>
+            <w:shd w:fill="F4F1EA" w:color="auto" w:val="clear"/>
+            <w:tcMar>
+              <w:top w:type="dxa" w:w="60"/>
+              <w:left w:type="dxa" w:w="100"/>
+              <w:bottom w:type="dxa" w:w="60"/>
+              <w:right w:type="dxa" w:w="100"/>
+            </w:tcMar>
+          </w:tcPr>
+          <w:p>
+            <w:pPr>
+              <w:spacing w:after="0"/>
+            </w:pPr>
+            <w:r>
+              <w:rPr>
+                <w:sz w:val="19"/>
+                <w:szCs w:val="19"/>
+              </w:rPr>
+              <w:t xml:space="preserve">2–3 h</w:t>
+            </w:r>
+          </w:p>
+        </w:tc>
+      </w:tr>
+      <w:tr>
+        <w:trPr>
+          <w:tblHeader w:val="off"/>
+        </w:trPr>
+        <w:tc>
+          <w:tcPr>
+            <w:tcW w:type="dxa" w:w="1191"/>
+            <w:tcBorders>
+              <w:top w:val="single" w:color="D9D4C7" w:sz="4"/>
+              <w:left w:val="single" w:color="D9D4C7" w:sz="4"/>
+              <w:bottom w:val="single" w:color="D9D4C7" w:sz="4"/>
+              <w:right w:val="single" w:color="D9D4C7" w:sz="4"/>
+            </w:tcBorders>
+            <w:tcMar>
+              <w:top w:type="dxa" w:w="60"/>
+              <w:left w:type="dxa" w:w="100"/>
+              <w:bottom w:type="dxa" w:w="60"/>
+              <w:right w:type="dxa" w:w="100"/>
+            </w:tcMar>
+          </w:tcPr>
+          <w:p>
+            <w:pPr>
+              <w:spacing w:after="0"/>
+            </w:pPr>
+            <w:r>
+              <w:rPr>
+                <w:sz w:val="19"/>
+                <w:szCs w:val="19"/>
+              </w:rPr>
+              <w:t xml:space="preserve">R7</w:t>
+            </w:r>
+          </w:p>
+        </w:tc>
+        <w:tc>
+          <w:tcPr>
+            <w:tcW w:type="dxa" w:w="1732"/>
+            <w:tcBorders>
+              <w:top w:val="single" w:color="D9D4C7" w:sz="4"/>
+              <w:left w:val="single" w:color="D9D4C7" w:sz="4"/>
+              <w:bottom w:val="single" w:color="D9D4C7" w:sz="4"/>
+              <w:right w:val="single" w:color="D9D4C7" w:sz="4"/>
+            </w:tcBorders>
+            <w:tcMar>
+              <w:top w:type="dxa" w:w="60"/>
+              <w:left w:type="dxa" w:w="100"/>
+              <w:bottom w:type="dxa" w:w="60"/>
+              <w:right w:type="dxa" w:w="100"/>
+            </w:tcMar>
+          </w:tcPr>
+          <w:p>
+            <w:pPr>
+              <w:spacing w:after="0"/>
+            </w:pPr>
+            <w:r>
+              <w:rPr>
+                <w:sz w:val="19"/>
+                <w:szCs w:val="19"/>
+              </w:rPr>
+              <w:t xml:space="preserve">Guides</w:t>
+            </w:r>
+          </w:p>
+        </w:tc>
+        <w:tc>
+          <w:tcPr>
+            <w:tcW w:type="dxa" w:w="974"/>
+            <w:tcBorders>
+              <w:top w:val="single" w:color="D9D4C7" w:sz="4"/>
+              <w:left w:val="single" w:color="D9D4C7" w:sz="4"/>
+              <w:bottom w:val="single" w:color="D9D4C7" w:sz="4"/>
+              <w:right w:val="single" w:color="D9D4C7" w:sz="4"/>
+            </w:tcBorders>
+            <w:tcMar>
+              <w:top w:type="dxa" w:w="60"/>
+              <w:left w:type="dxa" w:w="100"/>
+              <w:bottom w:type="dxa" w:w="60"/>
+              <w:right w:type="dxa" w:w="100"/>
+            </w:tcMar>
+          </w:tcPr>
+          <w:p>
+            <w:pPr>
+              <w:spacing w:after="0"/>
+            </w:pPr>
+            <w:r>
+              <w:rPr>
+                <w:sz w:val="19"/>
+                <w:szCs w:val="19"/>
+              </w:rPr>
+              <w:t xml:space="preserve">complete </w:t>
+            </w:r>
+            <w:r>
+              <w:rPr>
+                <w:rFonts w:ascii="Consolas" w:cs="Consolas" w:eastAsia="Consolas" w:hAnsi="Consolas"/>
+                <w:color w:val="6B4A12"/>
+                <w:sz w:val="19"/>
+                <w:szCs w:val="19"/>
+              </w:rPr>
+              <w:t xml:space="preserve">VODIC-SR</w:t>
+            </w:r>
+            <w:r>
+              <w:rPr>
+                <w:sz w:val="19"/>
+                <w:szCs w:val="19"/>
+              </w:rPr>
+              <w:t xml:space="preserve"> / </w:t>
+            </w:r>
+            <w:r>
+              <w:rPr>
+                <w:rFonts w:ascii="Consolas" w:cs="Consolas" w:eastAsia="Consolas" w:hAnsi="Consolas"/>
+                <w:color w:val="6B4A12"/>
+                <w:sz w:val="19"/>
+                <w:szCs w:val="19"/>
+              </w:rPr>
+              <w:t xml:space="preserve">GUIDE-EN</w:t>
+            </w:r>
+            <w:r>
+              <w:rPr>
+                <w:sz w:val="19"/>
+                <w:szCs w:val="19"/>
+              </w:rPr>
+              <w:t xml:space="preserve"> (same content, + "Your missions" in the personal one), md + docx, screenshots from the package; install and live-test guide (docx SR + EN)</w:t>
+            </w:r>
+          </w:p>
+        </w:tc>
+        <w:tc>
+          <w:tcPr>
+            <w:tcW w:type="dxa" w:w="1407"/>
+            <w:tcBorders>
+              <w:top w:val="single" w:color="D9D4C7" w:sz="4"/>
+              <w:left w:val="single" w:color="D9D4C7" w:sz="4"/>
+              <w:bottom w:val="single" w:color="D9D4C7" w:sz="4"/>
+              <w:right w:val="single" w:color="D9D4C7" w:sz="4"/>
+            </w:tcBorders>
+            <w:tcMar>
+              <w:top w:type="dxa" w:w="60"/>
+              <w:left w:type="dxa" w:w="100"/>
+              <w:bottom w:type="dxa" w:w="60"/>
+              <w:right w:type="dxa" w:w="100"/>
+            </w:tcMar>
+          </w:tcPr>
+          <w:p>
+            <w:pPr>
+              <w:spacing w:after="0"/>
+            </w:pPr>
+            <w:r>
+              <w:rPr>
+                <w:sz w:val="19"/>
+                <w:szCs w:val="19"/>
+              </w:rPr>
+              <w:t xml:space="preserve">docx reviewed as PDF</w:t>
+            </w:r>
+          </w:p>
+        </w:tc>
+        <w:tc>
+          <w:tcPr>
+            <w:tcW w:type="dxa" w:w="4334"/>
+            <w:tcBorders>
+              <w:top w:val="single" w:color="D9D4C7" w:sz="4"/>
+              <w:left w:val="single" w:color="D9D4C7" w:sz="4"/>
+              <w:bottom w:val="single" w:color="D9D4C7" w:sz="4"/>
+              <w:right w:val="single" w:color="D9D4C7" w:sz="4"/>
+            </w:tcBorders>
+            <w:tcMar>
+              <w:top w:type="dxa" w:w="60"/>
+              <w:left w:type="dxa" w:w="100"/>
+              <w:bottom w:type="dxa" w:w="60"/>
+              <w:right w:type="dxa" w:w="100"/>
+            </w:tcMar>
+          </w:tcPr>
+          <w:p>
+            <w:pPr>
+              <w:spacing w:after="0"/>
+            </w:pPr>
+            <w:r>
+              <w:rPr>
+                <w:sz w:val="19"/>
+                <w:szCs w:val="19"/>
+              </w:rPr>
+              <w:t xml:space="preserve">4–6 h</w:t>
+            </w:r>
+          </w:p>
+        </w:tc>
+      </w:tr>
+      <w:tr>
+        <w:trPr>
+          <w:tblHeader w:val="off"/>
+        </w:trPr>
+        <w:tc>
+          <w:tcPr>
+            <w:tcW w:type="dxa" w:w="1191"/>
+            <w:tcBorders>
+              <w:top w:val="single" w:color="D9D4C7" w:sz="4"/>
+              <w:left w:val="single" w:color="D9D4C7" w:sz="4"/>
+              <w:bottom w:val="single" w:color="D9D4C7" w:sz="4"/>
+              <w:right w:val="single" w:color="D9D4C7" w:sz="4"/>
+            </w:tcBorders>
+            <w:shd w:fill="F4F1EA" w:color="auto" w:val="clear"/>
+            <w:tcMar>
+              <w:top w:type="dxa" w:w="60"/>
+              <w:left w:type="dxa" w:w="100"/>
+              <w:bottom w:type="dxa" w:w="60"/>
+              <w:right w:type="dxa" w:w="100"/>
+            </w:tcMar>
+          </w:tcPr>
+          <w:p>
+            <w:pPr>
+              <w:spacing w:after="0"/>
+            </w:pPr>
+            <w:r>
+              <w:rPr>
+                <w:sz w:val="19"/>
+                <w:szCs w:val="19"/>
+              </w:rPr>
+              <w:t xml:space="preserve">R8</w:t>
+            </w:r>
+          </w:p>
+        </w:tc>
+        <w:tc>
+          <w:tcPr>
+            <w:tcW w:type="dxa" w:w="1732"/>
+            <w:tcBorders>
+              <w:top w:val="single" w:color="D9D4C7" w:sz="4"/>
+              <w:left w:val="single" w:color="D9D4C7" w:sz="4"/>
+              <w:bottom w:val="single" w:color="D9D4C7" w:sz="4"/>
+              <w:right w:val="single" w:color="D9D4C7" w:sz="4"/>
+            </w:tcBorders>
+            <w:shd w:fill="F4F1EA" w:color="auto" w:val="clear"/>
+            <w:tcMar>
+              <w:top w:type="dxa" w:w="60"/>
+              <w:left w:type="dxa" w:w="100"/>
+              <w:bottom w:type="dxa" w:w="60"/>
+              <w:right w:type="dxa" w:w="100"/>
+            </w:tcMar>
+          </w:tcPr>
+          <w:p>
+            <w:pPr>
+              <w:spacing w:after="0"/>
+            </w:pPr>
+            <w:r>
+              <w:rPr>
+                <w:sz w:val="19"/>
+                <w:szCs w:val="19"/>
+              </w:rPr>
+              <w:t xml:space="preserve">Debs again</w:t>
+            </w:r>
+          </w:p>
+        </w:tc>
+        <w:tc>
+          <w:tcPr>
+            <w:tcW w:type="dxa" w:w="974"/>
+            <w:tcBorders>
+              <w:top w:val="single" w:color="D9D4C7" w:sz="4"/>
+              <w:left w:val="single" w:color="D9D4C7" w:sz="4"/>
+              <w:bottom w:val="single" w:color="D9D4C7" w:sz="4"/>
+              <w:right w:val="single" w:color="D9D4C7" w:sz="4"/>
+            </w:tcBorders>
+            <w:shd w:fill="F4F1EA" w:color="auto" w:val="clear"/>
+            <w:tcMar>
+              <w:top w:type="dxa" w:w="60"/>
+              <w:left w:type="dxa" w:w="100"/>
+              <w:bottom w:type="dxa" w:w="60"/>
+              <w:right w:type="dxa" w:w="100"/>
+            </w:tcMar>
+          </w:tcPr>
+          <w:p>
+            <w:pPr>
+              <w:spacing w:after="0"/>
+            </w:pPr>
+            <w:r>
+              <w:rPr>
+                <w:sz w:val="19"/>
+                <w:szCs w:val="19"/>
+              </w:rPr>
+              <w:t xml:space="preserve">with the guide inside; all tests; PSE audit; WORKLOG, ZA-ANDREJA, plan docx</w:t>
+            </w:r>
+          </w:p>
+        </w:tc>
+        <w:tc>
+          <w:tcPr>
+            <w:tcW w:type="dxa" w:w="1407"/>
+            <w:tcBorders>
+              <w:top w:val="single" w:color="D9D4C7" w:sz="4"/>
+              <w:left w:val="single" w:color="D9D4C7" w:sz="4"/>
+              <w:bottom w:val="single" w:color="D9D4C7" w:sz="4"/>
+              <w:right w:val="single" w:color="D9D4C7" w:sz="4"/>
+            </w:tcBorders>
+            <w:shd w:fill="F4F1EA" w:color="auto" w:val="clear"/>
+            <w:tcMar>
+              <w:top w:type="dxa" w:w="60"/>
+              <w:left w:type="dxa" w:w="100"/>
+              <w:bottom w:type="dxa" w:w="60"/>
+              <w:right w:type="dxa" w:w="100"/>
+            </w:tcMar>
+          </w:tcPr>
+          <w:p>
+            <w:pPr>
+              <w:spacing w:after="0"/>
+            </w:pPr>
+            <w:r>
+              <w:rPr>
+                <w:sz w:val="19"/>
+                <w:szCs w:val="19"/>
+              </w:rPr>
+              <w:t xml:space="preserve">all green</w:t>
+            </w:r>
+          </w:p>
+        </w:tc>
+        <w:tc>
+          <w:tcPr>
+            <w:tcW w:type="dxa" w:w="4334"/>
+            <w:tcBorders>
+              <w:top w:val="single" w:color="D9D4C7" w:sz="4"/>
+              <w:left w:val="single" w:color="D9D4C7" w:sz="4"/>
+              <w:bottom w:val="single" w:color="D9D4C7" w:sz="4"/>
+              <w:right w:val="single" w:color="D9D4C7" w:sz="4"/>
+            </w:tcBorders>
+            <w:shd w:fill="F4F1EA" w:color="auto" w:val="clear"/>
+            <w:tcMar>
+              <w:top w:type="dxa" w:w="60"/>
+              <w:left w:type="dxa" w:w="100"/>
+              <w:bottom w:type="dxa" w:w="60"/>
+              <w:right w:type="dxa" w:w="100"/>
+            </w:tcMar>
+          </w:tcPr>
+          <w:p>
+            <w:pPr>
+              <w:spacing w:after="0"/>
+            </w:pPr>
+            <w:r>
+              <w:rPr>
+                <w:sz w:val="19"/>
+                <w:szCs w:val="19"/>
+              </w:rPr>
+              <w:t xml:space="preserve">1–2 h</w:t>
+            </w:r>
+          </w:p>
+        </w:tc>
+      </w:tr>
+    </w:tbl>
+    <w:p>
+      <w:pPr>
+        <w:spacing w:after="120"/>
+      </w:pPr>
+    </w:p>
+    <w:p>
+      <w:pPr>
+        <w:spacing w:after="100"/>
+        <w:ind w:left="0"/>
+      </w:pPr>
+      <w:r>
+        <w:t xml:space="preserve">Total about 28–44 h. At the end: the list of local commits for push approval and what I could not do.</w:t>
       </w:r>
     </w:p>
     <w:sectPr>

--- a/PSE Riemann — PLAN PSE AGENTS.docx
+++ b/PSE Riemann — PLAN PSE AGENTS.docx
@@ -3909,6 +3909,1168 @@
       </w:pPr>
       <w:r>
         <w:t xml:space="preserve">Total about 28–44 h. At the end: the list of local commits for push approval and what I could not do.</w:t>
+      </w:r>
+    </w:p>
+    <w:p>
+      <w:pPr>
+        <w:pStyle w:val="Heading1"/>
+      </w:pPr>
+      <w:r>
+        <w:t xml:space="preserve">Third round (2026-10-27, agreement rules 42–49): plan for 0.3.0~rc2</w:t>
+      </w:r>
+    </w:p>
+    <w:p>
+      <w:pPr>
+        <w:spacing w:after="100"/>
+        <w:ind w:left="0"/>
+      </w:pPr>
+      <w:r>
+        <w:t xml:space="preserve">State: rc1 built and pushed (</w:t>
+      </w:r>
+      <w:r>
+        <w:rPr>
+          <w:rFonts w:ascii="Consolas" w:cs="Consolas" w:eastAsia="Consolas" w:hAnsi="Consolas"/>
+          <w:color w:val="6B4A12"/>
+        </w:rPr>
+        <w:t xml:space="preserve">0cb32d4</w:t>
+      </w:r>
+      <w:r>
+        <w:t xml:space="preserve">); the first live test found two big problems (voice: a raw SQL error and a cut-off answer; the Missions tab does not lead into a concrete mission). Work starts only on "kreni".</w:t>
+      </w:r>
+    </w:p>
+    <w:tbl>
+      <w:tblPr>
+        <w:tblW w:type="dxa" w:w="9638"/>
+        <w:tblBorders>
+          <w:top w:val="single" w:color="auto" w:sz="4"/>
+          <w:left w:val="single" w:color="auto" w:sz="4"/>
+          <w:bottom w:val="single" w:color="auto" w:sz="4"/>
+          <w:right w:val="single" w:color="auto" w:sz="4"/>
+          <w:insideH w:val="single" w:color="auto" w:sz="4"/>
+          <w:insideV w:val="single" w:color="auto" w:sz="4"/>
+        </w:tblBorders>
+      </w:tblPr>
+      <w:tblGrid>
+        <w:gridCol w:w="1191"/>
+        <w:gridCol w:w="1732"/>
+        <w:gridCol w:w="974"/>
+        <w:gridCol w:w="1407"/>
+        <w:gridCol w:w="4334"/>
+      </w:tblGrid>
+      <w:tr>
+        <w:trPr>
+          <w:tblHeader/>
+        </w:trPr>
+        <w:tc>
+          <w:tcPr>
+            <w:tcW w:type="dxa" w:w="1191"/>
+            <w:tcBorders>
+              <w:top w:val="single" w:color="D9D4C7" w:sz="4"/>
+              <w:left w:val="single" w:color="D9D4C7" w:sz="4"/>
+              <w:bottom w:val="single" w:color="D9D4C7" w:sz="4"/>
+              <w:right w:val="single" w:color="D9D4C7" w:sz="4"/>
+            </w:tcBorders>
+            <w:shd w:fill="1F2430" w:color="auto" w:val="clear"/>
+            <w:tcMar>
+              <w:top w:type="dxa" w:w="60"/>
+              <w:left w:type="dxa" w:w="100"/>
+              <w:bottom w:type="dxa" w:w="60"/>
+              <w:right w:type="dxa" w:w="100"/>
+            </w:tcMar>
+          </w:tcPr>
+          <w:p>
+            <w:pPr>
+              <w:spacing w:after="0"/>
+            </w:pPr>
+            <w:r>
+              <w:rPr>
+                <w:b/>
+                <w:bCs/>
+                <w:color w:val="FFFFFF"/>
+                <w:sz w:val="19"/>
+                <w:szCs w:val="19"/>
+              </w:rPr>
+              <w:t xml:space="preserve">#</w:t>
+            </w:r>
+          </w:p>
+        </w:tc>
+        <w:tc>
+          <w:tcPr>
+            <w:tcW w:type="dxa" w:w="1732"/>
+            <w:tcBorders>
+              <w:top w:val="single" w:color="D9D4C7" w:sz="4"/>
+              <w:left w:val="single" w:color="D9D4C7" w:sz="4"/>
+              <w:bottom w:val="single" w:color="D9D4C7" w:sz="4"/>
+              <w:right w:val="single" w:color="D9D4C7" w:sz="4"/>
+            </w:tcBorders>
+            <w:shd w:fill="1F2430" w:color="auto" w:val="clear"/>
+            <w:tcMar>
+              <w:top w:type="dxa" w:w="60"/>
+              <w:left w:type="dxa" w:w="100"/>
+              <w:bottom w:type="dxa" w:w="60"/>
+              <w:right w:type="dxa" w:w="100"/>
+            </w:tcMar>
+          </w:tcPr>
+          <w:p>
+            <w:pPr>
+              <w:spacing w:after="0"/>
+            </w:pPr>
+            <w:r>
+              <w:rPr>
+                <w:b/>
+                <w:bCs/>
+                <w:color w:val="FFFFFF"/>
+                <w:sz w:val="19"/>
+                <w:szCs w:val="19"/>
+              </w:rPr>
+              <w:t xml:space="preserve">Step</w:t>
+            </w:r>
+          </w:p>
+        </w:tc>
+        <w:tc>
+          <w:tcPr>
+            <w:tcW w:type="dxa" w:w="974"/>
+            <w:tcBorders>
+              <w:top w:val="single" w:color="D9D4C7" w:sz="4"/>
+              <w:left w:val="single" w:color="D9D4C7" w:sz="4"/>
+              <w:bottom w:val="single" w:color="D9D4C7" w:sz="4"/>
+              <w:right w:val="single" w:color="D9D4C7" w:sz="4"/>
+            </w:tcBorders>
+            <w:shd w:fill="1F2430" w:color="auto" w:val="clear"/>
+            <w:tcMar>
+              <w:top w:type="dxa" w:w="60"/>
+              <w:left w:type="dxa" w:w="100"/>
+              <w:bottom w:type="dxa" w:w="60"/>
+              <w:right w:type="dxa" w:w="100"/>
+            </w:tcMar>
+          </w:tcPr>
+          <w:p>
+            <w:pPr>
+              <w:spacing w:after="0"/>
+            </w:pPr>
+            <w:r>
+              <w:rPr>
+                <w:b/>
+                <w:bCs/>
+                <w:color w:val="FFFFFF"/>
+                <w:sz w:val="19"/>
+                <w:szCs w:val="19"/>
+              </w:rPr>
+              <w:t xml:space="preserve">What exactly</w:t>
+            </w:r>
+          </w:p>
+        </w:tc>
+        <w:tc>
+          <w:tcPr>
+            <w:tcW w:type="dxa" w:w="1407"/>
+            <w:tcBorders>
+              <w:top w:val="single" w:color="D9D4C7" w:sz="4"/>
+              <w:left w:val="single" w:color="D9D4C7" w:sz="4"/>
+              <w:bottom w:val="single" w:color="D9D4C7" w:sz="4"/>
+              <w:right w:val="single" w:color="D9D4C7" w:sz="4"/>
+            </w:tcBorders>
+            <w:shd w:fill="1F2430" w:color="auto" w:val="clear"/>
+            <w:tcMar>
+              <w:top w:type="dxa" w:w="60"/>
+              <w:left w:type="dxa" w:w="100"/>
+              <w:bottom w:type="dxa" w:w="60"/>
+              <w:right w:type="dxa" w:w="100"/>
+            </w:tcMar>
+          </w:tcPr>
+          <w:p>
+            <w:pPr>
+              <w:spacing w:after="0"/>
+            </w:pPr>
+            <w:r>
+              <w:rPr>
+                <w:b/>
+                <w:bCs/>
+                <w:color w:val="FFFFFF"/>
+                <w:sz w:val="19"/>
+                <w:szCs w:val="19"/>
+              </w:rPr>
+              <w:t xml:space="preserve">Done when</w:t>
+            </w:r>
+          </w:p>
+        </w:tc>
+        <w:tc>
+          <w:tcPr>
+            <w:tcW w:type="dxa" w:w="4334"/>
+            <w:tcBorders>
+              <w:top w:val="single" w:color="D9D4C7" w:sz="4"/>
+              <w:left w:val="single" w:color="D9D4C7" w:sz="4"/>
+              <w:bottom w:val="single" w:color="D9D4C7" w:sz="4"/>
+              <w:right w:val="single" w:color="D9D4C7" w:sz="4"/>
+            </w:tcBorders>
+            <w:shd w:fill="1F2430" w:color="auto" w:val="clear"/>
+            <w:tcMar>
+              <w:top w:type="dxa" w:w="60"/>
+              <w:left w:type="dxa" w:w="100"/>
+              <w:bottom w:type="dxa" w:w="60"/>
+              <w:right w:type="dxa" w:w="100"/>
+            </w:tcMar>
+          </w:tcPr>
+          <w:p>
+            <w:pPr>
+              <w:spacing w:after="0"/>
+            </w:pPr>
+            <w:r>
+              <w:rPr>
+                <w:b/>
+                <w:bCs/>
+                <w:color w:val="FFFFFF"/>
+                <w:sz w:val="19"/>
+                <w:szCs w:val="19"/>
+              </w:rPr>
+              <w:t xml:space="preserve">Estimate</w:t>
+            </w:r>
+          </w:p>
+        </w:tc>
+      </w:tr>
+      <w:tr>
+        <w:trPr>
+          <w:tblHeader w:val="off"/>
+        </w:trPr>
+        <w:tc>
+          <w:tcPr>
+            <w:tcW w:type="dxa" w:w="1191"/>
+            <w:tcBorders>
+              <w:top w:val="single" w:color="D9D4C7" w:sz="4"/>
+              <w:left w:val="single" w:color="D9D4C7" w:sz="4"/>
+              <w:bottom w:val="single" w:color="D9D4C7" w:sz="4"/>
+              <w:right w:val="single" w:color="D9D4C7" w:sz="4"/>
+            </w:tcBorders>
+            <w:tcMar>
+              <w:top w:type="dxa" w:w="60"/>
+              <w:left w:type="dxa" w:w="100"/>
+              <w:bottom w:type="dxa" w:w="60"/>
+              <w:right w:type="dxa" w:w="100"/>
+            </w:tcMar>
+          </w:tcPr>
+          <w:p>
+            <w:pPr>
+              <w:spacing w:after="0"/>
+            </w:pPr>
+            <w:r>
+              <w:rPr>
+                <w:sz w:val="19"/>
+                <w:szCs w:val="19"/>
+              </w:rPr>
+              <w:t xml:space="preserve">R9</w:t>
+            </w:r>
+          </w:p>
+        </w:tc>
+        <w:tc>
+          <w:tcPr>
+            <w:tcW w:type="dxa" w:w="1732"/>
+            <w:tcBorders>
+              <w:top w:val="single" w:color="D9D4C7" w:sz="4"/>
+              <w:left w:val="single" w:color="D9D4C7" w:sz="4"/>
+              <w:bottom w:val="single" w:color="D9D4C7" w:sz="4"/>
+              <w:right w:val="single" w:color="D9D4C7" w:sz="4"/>
+            </w:tcBorders>
+            <w:tcMar>
+              <w:top w:type="dxa" w:w="60"/>
+              <w:left w:type="dxa" w:w="100"/>
+              <w:bottom w:type="dxa" w:w="60"/>
+              <w:right w:type="dxa" w:w="100"/>
+            </w:tcMar>
+          </w:tcPr>
+          <w:p>
+            <w:pPr>
+              <w:spacing w:after="0"/>
+            </w:pPr>
+            <w:r>
+              <w:rPr>
+                <w:sz w:val="19"/>
+                <w:szCs w:val="19"/>
+              </w:rPr>
+              <w:t xml:space="preserve">Model fixes (48 a, b, d)</w:t>
+            </w:r>
+          </w:p>
+        </w:tc>
+        <w:tc>
+          <w:tcPr>
+            <w:tcW w:type="dxa" w:w="974"/>
+            <w:tcBorders>
+              <w:top w:val="single" w:color="D9D4C7" w:sz="4"/>
+              <w:left w:val="single" w:color="D9D4C7" w:sz="4"/>
+              <w:bottom w:val="single" w:color="D9D4C7" w:sz="4"/>
+              <w:right w:val="single" w:color="D9D4C7" w:sz="4"/>
+            </w:tcBorders>
+            <w:tcMar>
+              <w:top w:type="dxa" w:w="60"/>
+              <w:left w:type="dxa" w:w="100"/>
+              <w:bottom w:type="dxa" w:w="60"/>
+              <w:right w:type="dxa" w:w="100"/>
+            </w:tcMar>
+          </w:tcPr>
+          <w:p>
+            <w:pPr>
+              <w:spacing w:after="0"/>
+            </w:pPr>
+            <w:r>
+              <w:rPr>
+                <w:sz w:val="19"/>
+                <w:szCs w:val="19"/>
+              </w:rPr>
+              <w:t xml:space="preserve">Gemini 2.5 thinking budget per role + output limit; recognising a cut-off answer for all providers (finish reason), one retry, then the message "the answer was cut off"; reader with a per-model limit, incomplete JSON → "reader cut off" in the Laboratory</w:t>
+            </w:r>
+          </w:p>
+        </w:tc>
+        <w:tc>
+          <w:tcPr>
+            <w:tcW w:type="dxa" w:w="1407"/>
+            <w:tcBorders>
+              <w:top w:val="single" w:color="D9D4C7" w:sz="4"/>
+              <w:left w:val="single" w:color="D9D4C7" w:sz="4"/>
+              <w:bottom w:val="single" w:color="D9D4C7" w:sz="4"/>
+              <w:right w:val="single" w:color="D9D4C7" w:sz="4"/>
+            </w:tcBorders>
+            <w:tcMar>
+              <w:top w:type="dxa" w:w="60"/>
+              <w:left w:type="dxa" w:w="100"/>
+              <w:bottom w:type="dxa" w:w="60"/>
+              <w:right w:type="dxa" w:w="100"/>
+            </w:tcMar>
+          </w:tcPr>
+          <w:p>
+            <w:pPr>
+              <w:spacing w:after="0"/>
+            </w:pPr>
+            <w:r>
+              <w:rPr>
+                <w:sz w:val="19"/>
+                <w:szCs w:val="19"/>
+              </w:rPr>
+              <w:t xml:space="preserve">tests with fake providers (cut / complete answer)</w:t>
+            </w:r>
+          </w:p>
+        </w:tc>
+        <w:tc>
+          <w:tcPr>
+            <w:tcW w:type="dxa" w:w="4334"/>
+            <w:tcBorders>
+              <w:top w:val="single" w:color="D9D4C7" w:sz="4"/>
+              <w:left w:val="single" w:color="D9D4C7" w:sz="4"/>
+              <w:bottom w:val="single" w:color="D9D4C7" w:sz="4"/>
+              <w:right w:val="single" w:color="D9D4C7" w:sz="4"/>
+            </w:tcBorders>
+            <w:tcMar>
+              <w:top w:type="dxa" w:w="60"/>
+              <w:left w:type="dxa" w:w="100"/>
+              <w:bottom w:type="dxa" w:w="60"/>
+              <w:right w:type="dxa" w:w="100"/>
+            </w:tcMar>
+          </w:tcPr>
+          <w:p>
+            <w:pPr>
+              <w:spacing w:after="0"/>
+            </w:pPr>
+            <w:r>
+              <w:rPr>
+                <w:sz w:val="19"/>
+                <w:szCs w:val="19"/>
+              </w:rPr>
+              <w:t xml:space="preserve">1.5–2 h</w:t>
+            </w:r>
+          </w:p>
+        </w:tc>
+      </w:tr>
+      <w:tr>
+        <w:trPr>
+          <w:tblHeader w:val="off"/>
+        </w:trPr>
+        <w:tc>
+          <w:tcPr>
+            <w:tcW w:type="dxa" w:w="1191"/>
+            <w:tcBorders>
+              <w:top w:val="single" w:color="D9D4C7" w:sz="4"/>
+              <w:left w:val="single" w:color="D9D4C7" w:sz="4"/>
+              <w:bottom w:val="single" w:color="D9D4C7" w:sz="4"/>
+              <w:right w:val="single" w:color="D9D4C7" w:sz="4"/>
+            </w:tcBorders>
+            <w:shd w:fill="F4F1EA" w:color="auto" w:val="clear"/>
+            <w:tcMar>
+              <w:top w:type="dxa" w:w="60"/>
+              <w:left w:type="dxa" w:w="100"/>
+              <w:bottom w:type="dxa" w:w="60"/>
+              <w:right w:type="dxa" w:w="100"/>
+            </w:tcMar>
+          </w:tcPr>
+          <w:p>
+            <w:pPr>
+              <w:spacing w:after="0"/>
+            </w:pPr>
+            <w:r>
+              <w:rPr>
+                <w:sz w:val="19"/>
+                <w:szCs w:val="19"/>
+              </w:rPr>
+              <w:t xml:space="preserve">R10</w:t>
+            </w:r>
+          </w:p>
+        </w:tc>
+        <w:tc>
+          <w:tcPr>
+            <w:tcW w:type="dxa" w:w="1732"/>
+            <w:tcBorders>
+              <w:top w:val="single" w:color="D9D4C7" w:sz="4"/>
+              <w:left w:val="single" w:color="D9D4C7" w:sz="4"/>
+              <w:bottom w:val="single" w:color="D9D4C7" w:sz="4"/>
+              <w:right w:val="single" w:color="D9D4C7" w:sz="4"/>
+            </w:tcBorders>
+            <w:shd w:fill="F4F1EA" w:color="auto" w:val="clear"/>
+            <w:tcMar>
+              <w:top w:type="dxa" w:w="60"/>
+              <w:left w:type="dxa" w:w="100"/>
+              <w:bottom w:type="dxa" w:w="60"/>
+              <w:right w:type="dxa" w:w="100"/>
+            </w:tcMar>
+          </w:tcPr>
+          <w:p>
+            <w:pPr>
+              <w:spacing w:after="0"/>
+            </w:pPr>
+            <w:r>
+              <w:rPr>
+                <w:sz w:val="19"/>
+                <w:szCs w:val="19"/>
+              </w:rPr>
+              <w:t xml:space="preserve">Voice (48 c, 47)</w:t>
+            </w:r>
+          </w:p>
+        </w:tc>
+        <w:tc>
+          <w:tcPr>
+            <w:tcW w:type="dxa" w:w="974"/>
+            <w:tcBorders>
+              <w:top w:val="single" w:color="D9D4C7" w:sz="4"/>
+              <w:left w:val="single" w:color="D9D4C7" w:sz="4"/>
+              <w:bottom w:val="single" w:color="D9D4C7" w:sz="4"/>
+              <w:right w:val="single" w:color="D9D4C7" w:sz="4"/>
+            </w:tcBorders>
+            <w:shd w:fill="F4F1EA" w:color="auto" w:val="clear"/>
+            <w:tcMar>
+              <w:top w:type="dxa" w:w="60"/>
+              <w:left w:type="dxa" w:w="100"/>
+              <w:bottom w:type="dxa" w:w="60"/>
+              <w:right w:type="dxa" w:w="100"/>
+            </w:tcMar>
+          </w:tcPr>
+          <w:p>
+            <w:pPr>
+              <w:spacing w:after="0"/>
+            </w:pPr>
+            <w:r>
+              <w:rPr>
+                <w:sz w:val="19"/>
+                <w:szCs w:val="19"/>
+              </w:rPr>
+              <w:t xml:space="preserve">invalid SQL → one retry with the error, then a human sentence; a question asking for judgement → a message + the link "Talk about the mission: X"; mission names as </w:t>
+            </w:r>
+            <w:r>
+              <w:rPr>
+                <w:rFonts w:ascii="Consolas" w:cs="Consolas" w:eastAsia="Consolas" w:hAnsi="Consolas"/>
+                <w:color w:val="6B4A12"/>
+                <w:sz w:val="19"/>
+                <w:szCs w:val="19"/>
+              </w:rPr>
+              <w:t xml:space="preserve">mission:</w:t>
+            </w:r>
+            <w:r>
+              <w:rPr>
+                <w:sz w:val="19"/>
+                <w:szCs w:val="19"/>
+              </w:rPr>
+              <w:t xml:space="preserve"> links that open the workspace</w:t>
+            </w:r>
+          </w:p>
+        </w:tc>
+        <w:tc>
+          <w:tcPr>
+            <w:tcW w:type="dxa" w:w="1407"/>
+            <w:tcBorders>
+              <w:top w:val="single" w:color="D9D4C7" w:sz="4"/>
+              <w:left w:val="single" w:color="D9D4C7" w:sz="4"/>
+              <w:bottom w:val="single" w:color="D9D4C7" w:sz="4"/>
+              <w:right w:val="single" w:color="D9D4C7" w:sz="4"/>
+            </w:tcBorders>
+            <w:shd w:fill="F4F1EA" w:color="auto" w:val="clear"/>
+            <w:tcMar>
+              <w:top w:type="dxa" w:w="60"/>
+              <w:left w:type="dxa" w:w="100"/>
+              <w:bottom w:type="dxa" w:w="60"/>
+              <w:right w:type="dxa" w:w="100"/>
+            </w:tcMar>
+          </w:tcPr>
+          <w:p>
+            <w:pPr>
+              <w:spacing w:after="0"/>
+            </w:pPr>
+            <w:r>
+              <w:rPr>
+                <w:sz w:val="19"/>
+                <w:szCs w:val="19"/>
+              </w:rPr>
+              <w:t xml:space="preserve">tests + chat screenshot</w:t>
+            </w:r>
+          </w:p>
+        </w:tc>
+        <w:tc>
+          <w:tcPr>
+            <w:tcW w:type="dxa" w:w="4334"/>
+            <w:tcBorders>
+              <w:top w:val="single" w:color="D9D4C7" w:sz="4"/>
+              <w:left w:val="single" w:color="D9D4C7" w:sz="4"/>
+              <w:bottom w:val="single" w:color="D9D4C7" w:sz="4"/>
+              <w:right w:val="single" w:color="D9D4C7" w:sz="4"/>
+            </w:tcBorders>
+            <w:shd w:fill="F4F1EA" w:color="auto" w:val="clear"/>
+            <w:tcMar>
+              <w:top w:type="dxa" w:w="60"/>
+              <w:left w:type="dxa" w:w="100"/>
+              <w:bottom w:type="dxa" w:w="60"/>
+              <w:right w:type="dxa" w:w="100"/>
+            </w:tcMar>
+          </w:tcPr>
+          <w:p>
+            <w:pPr>
+              <w:spacing w:after="0"/>
+            </w:pPr>
+            <w:r>
+              <w:rPr>
+                <w:sz w:val="19"/>
+                <w:szCs w:val="19"/>
+              </w:rPr>
+              <w:t xml:space="preserve">1–1.5 h</w:t>
+            </w:r>
+          </w:p>
+        </w:tc>
+      </w:tr>
+      <w:tr>
+        <w:trPr>
+          <w:tblHeader w:val="off"/>
+        </w:trPr>
+        <w:tc>
+          <w:tcPr>
+            <w:tcW w:type="dxa" w:w="1191"/>
+            <w:tcBorders>
+              <w:top w:val="single" w:color="D9D4C7" w:sz="4"/>
+              <w:left w:val="single" w:color="D9D4C7" w:sz="4"/>
+              <w:bottom w:val="single" w:color="D9D4C7" w:sz="4"/>
+              <w:right w:val="single" w:color="D9D4C7" w:sz="4"/>
+            </w:tcBorders>
+            <w:tcMar>
+              <w:top w:type="dxa" w:w="60"/>
+              <w:left w:type="dxa" w:w="100"/>
+              <w:bottom w:type="dxa" w:w="60"/>
+              <w:right w:type="dxa" w:w="100"/>
+            </w:tcMar>
+          </w:tcPr>
+          <w:p>
+            <w:pPr>
+              <w:spacing w:after="0"/>
+            </w:pPr>
+            <w:r>
+              <w:rPr>
+                <w:sz w:val="19"/>
+                <w:szCs w:val="19"/>
+              </w:rPr>
+              <w:t xml:space="preserve">R11</w:t>
+            </w:r>
+          </w:p>
+        </w:tc>
+        <w:tc>
+          <w:tcPr>
+            <w:tcW w:type="dxa" w:w="1732"/>
+            <w:tcBorders>
+              <w:top w:val="single" w:color="D9D4C7" w:sz="4"/>
+              <w:left w:val="single" w:color="D9D4C7" w:sz="4"/>
+              <w:bottom w:val="single" w:color="D9D4C7" w:sz="4"/>
+              <w:right w:val="single" w:color="D9D4C7" w:sz="4"/>
+            </w:tcBorders>
+            <w:tcMar>
+              <w:top w:type="dxa" w:w="60"/>
+              <w:left w:type="dxa" w:w="100"/>
+              <w:bottom w:type="dxa" w:w="60"/>
+              <w:right w:type="dxa" w:w="100"/>
+            </w:tcMar>
+          </w:tcPr>
+          <w:p>
+            <w:pPr>
+              <w:spacing w:after="0"/>
+            </w:pPr>
+            <w:r>
+              <w:rPr>
+                <w:sz w:val="19"/>
+                <w:szCs w:val="19"/>
+              </w:rPr>
+              <w:t xml:space="preserve">Mission workspace (42)</w:t>
+            </w:r>
+          </w:p>
+        </w:tc>
+        <w:tc>
+          <w:tcPr>
+            <w:tcW w:type="dxa" w:w="974"/>
+            <w:tcBorders>
+              <w:top w:val="single" w:color="D9D4C7" w:sz="4"/>
+              <w:left w:val="single" w:color="D9D4C7" w:sz="4"/>
+              <w:bottom w:val="single" w:color="D9D4C7" w:sz="4"/>
+              <w:right w:val="single" w:color="D9D4C7" w:sz="4"/>
+            </w:tcBorders>
+            <w:tcMar>
+              <w:top w:type="dxa" w:w="60"/>
+              <w:left w:type="dxa" w:w="100"/>
+              <w:bottom w:type="dxa" w:w="60"/>
+              <w:right w:type="dxa" w:w="100"/>
+            </w:tcMar>
+          </w:tcPr>
+          <w:p>
+            <w:pPr>
+              <w:spacing w:after="0"/>
+            </w:pPr>
+            <w:r>
+              <w:rPr>
+                <w:sz w:val="19"/>
+                <w:szCs w:val="19"/>
+              </w:rPr>
+              <w:t xml:space="preserve">Missions tab: missions list (cards) on the left; right top details + buttons; right bottom papers strip + conversation; draggable border; global buttons at the top</w:t>
+            </w:r>
+          </w:p>
+        </w:tc>
+        <w:tc>
+          <w:tcPr>
+            <w:tcW w:type="dxa" w:w="1407"/>
+            <w:tcBorders>
+              <w:top w:val="single" w:color="D9D4C7" w:sz="4"/>
+              <w:left w:val="single" w:color="D9D4C7" w:sz="4"/>
+              <w:bottom w:val="single" w:color="D9D4C7" w:sz="4"/>
+              <w:right w:val="single" w:color="D9D4C7" w:sz="4"/>
+            </w:tcBorders>
+            <w:tcMar>
+              <w:top w:type="dxa" w:w="60"/>
+              <w:left w:type="dxa" w:w="100"/>
+              <w:bottom w:type="dxa" w:w="60"/>
+              <w:right w:type="dxa" w:w="100"/>
+            </w:tcMar>
+          </w:tcPr>
+          <w:p>
+            <w:pPr>
+              <w:spacing w:after="0"/>
+            </w:pPr>
+            <w:r>
+              <w:rPr>
+                <w:sz w:val="19"/>
+                <w:szCs w:val="19"/>
+              </w:rPr>
+              <w:t xml:space="preserve">SR/EN screenshots, narrow screen (Acer) without overflow</w:t>
+            </w:r>
+          </w:p>
+        </w:tc>
+        <w:tc>
+          <w:tcPr>
+            <w:tcW w:type="dxa" w:w="4334"/>
+            <w:tcBorders>
+              <w:top w:val="single" w:color="D9D4C7" w:sz="4"/>
+              <w:left w:val="single" w:color="D9D4C7" w:sz="4"/>
+              <w:bottom w:val="single" w:color="D9D4C7" w:sz="4"/>
+              <w:right w:val="single" w:color="D9D4C7" w:sz="4"/>
+            </w:tcBorders>
+            <w:tcMar>
+              <w:top w:type="dxa" w:w="60"/>
+              <w:left w:type="dxa" w:w="100"/>
+              <w:bottom w:type="dxa" w:w="60"/>
+              <w:right w:type="dxa" w:w="100"/>
+            </w:tcMar>
+          </w:tcPr>
+          <w:p>
+            <w:pPr>
+              <w:spacing w:after="0"/>
+            </w:pPr>
+            <w:r>
+              <w:rPr>
+                <w:sz w:val="19"/>
+                <w:szCs w:val="19"/>
+              </w:rPr>
+              <w:t xml:space="preserve">3–4 h</w:t>
+            </w:r>
+          </w:p>
+        </w:tc>
+      </w:tr>
+      <w:tr>
+        <w:trPr>
+          <w:tblHeader w:val="off"/>
+        </w:trPr>
+        <w:tc>
+          <w:tcPr>
+            <w:tcW w:type="dxa" w:w="1191"/>
+            <w:tcBorders>
+              <w:top w:val="single" w:color="D9D4C7" w:sz="4"/>
+              <w:left w:val="single" w:color="D9D4C7" w:sz="4"/>
+              <w:bottom w:val="single" w:color="D9D4C7" w:sz="4"/>
+              <w:right w:val="single" w:color="D9D4C7" w:sz="4"/>
+            </w:tcBorders>
+            <w:shd w:fill="F4F1EA" w:color="auto" w:val="clear"/>
+            <w:tcMar>
+              <w:top w:type="dxa" w:w="60"/>
+              <w:left w:type="dxa" w:w="100"/>
+              <w:bottom w:type="dxa" w:w="60"/>
+              <w:right w:type="dxa" w:w="100"/>
+            </w:tcMar>
+          </w:tcPr>
+          <w:p>
+            <w:pPr>
+              <w:spacing w:after="0"/>
+            </w:pPr>
+            <w:r>
+              <w:rPr>
+                <w:sz w:val="19"/>
+                <w:szCs w:val="19"/>
+              </w:rPr>
+              <w:t xml:space="preserve">R12</w:t>
+            </w:r>
+          </w:p>
+        </w:tc>
+        <w:tc>
+          <w:tcPr>
+            <w:tcW w:type="dxa" w:w="1732"/>
+            <w:tcBorders>
+              <w:top w:val="single" w:color="D9D4C7" w:sz="4"/>
+              <w:left w:val="single" w:color="D9D4C7" w:sz="4"/>
+              <w:bottom w:val="single" w:color="D9D4C7" w:sz="4"/>
+              <w:right w:val="single" w:color="D9D4C7" w:sz="4"/>
+            </w:tcBorders>
+            <w:shd w:fill="F4F1EA" w:color="auto" w:val="clear"/>
+            <w:tcMar>
+              <w:top w:type="dxa" w:w="60"/>
+              <w:left w:type="dxa" w:w="100"/>
+              <w:bottom w:type="dxa" w:w="60"/>
+              <w:right w:type="dxa" w:w="100"/>
+            </w:tcMar>
+          </w:tcPr>
+          <w:p>
+            <w:pPr>
+              <w:spacing w:after="0"/>
+            </w:pPr>
+            <w:r>
+              <w:rPr>
+                <w:sz w:val="19"/>
+                <w:szCs w:val="19"/>
+              </w:rPr>
+              <w:t xml:space="preserve">Conversation on click (43, 44)</w:t>
+            </w:r>
+          </w:p>
+        </w:tc>
+        <w:tc>
+          <w:tcPr>
+            <w:tcW w:type="dxa" w:w="974"/>
+            <w:tcBorders>
+              <w:top w:val="single" w:color="D9D4C7" w:sz="4"/>
+              <w:left w:val="single" w:color="D9D4C7" w:sz="4"/>
+              <w:bottom w:val="single" w:color="D9D4C7" w:sz="4"/>
+              <w:right w:val="single" w:color="D9D4C7" w:sz="4"/>
+            </w:tcBorders>
+            <w:shd w:fill="F4F1EA" w:color="auto" w:val="clear"/>
+            <w:tcMar>
+              <w:top w:type="dxa" w:w="60"/>
+              <w:left w:type="dxa" w:w="100"/>
+              <w:bottom w:type="dxa" w:w="60"/>
+              <w:right w:type="dxa" w:w="100"/>
+            </w:tcMar>
+          </w:tcPr>
+          <w:p>
+            <w:pPr>
+              <w:spacing w:after="0"/>
+            </w:pPr>
+            <w:r>
+              <w:rPr>
+                <w:sz w:val="19"/>
+                <w:szCs w:val="19"/>
+              </w:rPr>
+              <w:t xml:space="preserve">clicking a mission → the agent reads state + memory + papers and writes first; "new" for new papers; "Tell it to read…" (paper, arXiv full text, card, report, note)</w:t>
+            </w:r>
+          </w:p>
+        </w:tc>
+        <w:tc>
+          <w:tcPr>
+            <w:tcW w:type="dxa" w:w="1407"/>
+            <w:tcBorders>
+              <w:top w:val="single" w:color="D9D4C7" w:sz="4"/>
+              <w:left w:val="single" w:color="D9D4C7" w:sz="4"/>
+              <w:bottom w:val="single" w:color="D9D4C7" w:sz="4"/>
+              <w:right w:val="single" w:color="D9D4C7" w:sz="4"/>
+            </w:tcBorders>
+            <w:shd w:fill="F4F1EA" w:color="auto" w:val="clear"/>
+            <w:tcMar>
+              <w:top w:type="dxa" w:w="60"/>
+              <w:left w:type="dxa" w:w="100"/>
+              <w:bottom w:type="dxa" w:w="60"/>
+              <w:right w:type="dxa" w:w="100"/>
+            </w:tcMar>
+          </w:tcPr>
+          <w:p>
+            <w:pPr>
+              <w:spacing w:after="0"/>
+            </w:pPr>
+            <w:r>
+              <w:rPr>
+                <w:sz w:val="19"/>
+                <w:szCs w:val="19"/>
+              </w:rPr>
+              <w:t xml:space="preserve">tests with a fake model</w:t>
+            </w:r>
+          </w:p>
+        </w:tc>
+        <w:tc>
+          <w:tcPr>
+            <w:tcW w:type="dxa" w:w="4334"/>
+            <w:tcBorders>
+              <w:top w:val="single" w:color="D9D4C7" w:sz="4"/>
+              <w:left w:val="single" w:color="D9D4C7" w:sz="4"/>
+              <w:bottom w:val="single" w:color="D9D4C7" w:sz="4"/>
+              <w:right w:val="single" w:color="D9D4C7" w:sz="4"/>
+            </w:tcBorders>
+            <w:shd w:fill="F4F1EA" w:color="auto" w:val="clear"/>
+            <w:tcMar>
+              <w:top w:type="dxa" w:w="60"/>
+              <w:left w:type="dxa" w:w="100"/>
+              <w:bottom w:type="dxa" w:w="60"/>
+              <w:right w:type="dxa" w:w="100"/>
+            </w:tcMar>
+          </w:tcPr>
+          <w:p>
+            <w:pPr>
+              <w:spacing w:after="0"/>
+            </w:pPr>
+            <w:r>
+              <w:rPr>
+                <w:sz w:val="19"/>
+                <w:szCs w:val="19"/>
+              </w:rPr>
+              <w:t xml:space="preserve">1.5–2 h</w:t>
+            </w:r>
+          </w:p>
+        </w:tc>
+      </w:tr>
+      <w:tr>
+        <w:trPr>
+          <w:tblHeader w:val="off"/>
+        </w:trPr>
+        <w:tc>
+          <w:tcPr>
+            <w:tcW w:type="dxa" w:w="1191"/>
+            <w:tcBorders>
+              <w:top w:val="single" w:color="D9D4C7" w:sz="4"/>
+              <w:left w:val="single" w:color="D9D4C7" w:sz="4"/>
+              <w:bottom w:val="single" w:color="D9D4C7" w:sz="4"/>
+              <w:right w:val="single" w:color="D9D4C7" w:sz="4"/>
+            </w:tcBorders>
+            <w:tcMar>
+              <w:top w:type="dxa" w:w="60"/>
+              <w:left w:type="dxa" w:w="100"/>
+              <w:bottom w:type="dxa" w:w="60"/>
+              <w:right w:type="dxa" w:w="100"/>
+            </w:tcMar>
+          </w:tcPr>
+          <w:p>
+            <w:pPr>
+              <w:spacing w:after="0"/>
+            </w:pPr>
+            <w:r>
+              <w:rPr>
+                <w:sz w:val="19"/>
+                <w:szCs w:val="19"/>
+              </w:rPr>
+              <w:t xml:space="preserve">R13</w:t>
+            </w:r>
+          </w:p>
+        </w:tc>
+        <w:tc>
+          <w:tcPr>
+            <w:tcW w:type="dxa" w:w="1732"/>
+            <w:tcBorders>
+              <w:top w:val="single" w:color="D9D4C7" w:sz="4"/>
+              <w:left w:val="single" w:color="D9D4C7" w:sz="4"/>
+              <w:bottom w:val="single" w:color="D9D4C7" w:sz="4"/>
+              <w:right w:val="single" w:color="D9D4C7" w:sz="4"/>
+            </w:tcBorders>
+            <w:tcMar>
+              <w:top w:type="dxa" w:w="60"/>
+              <w:left w:type="dxa" w:w="100"/>
+              <w:bottom w:type="dxa" w:w="60"/>
+              <w:right w:type="dxa" w:w="100"/>
+            </w:tcMar>
+          </w:tcPr>
+          <w:p>
+            <w:pPr>
+              <w:spacing w:after="0"/>
+            </w:pPr>
+            <w:r>
+              <w:rPr>
+                <w:sz w:val="19"/>
+                <w:szCs w:val="19"/>
+              </w:rPr>
+              <w:t xml:space="preserve">Mission memory (45, 46)</w:t>
+            </w:r>
+          </w:p>
+        </w:tc>
+        <w:tc>
+          <w:tcPr>
+            <w:tcW w:type="dxa" w:w="974"/>
+            <w:tcBorders>
+              <w:top w:val="single" w:color="D9D4C7" w:sz="4"/>
+              <w:left w:val="single" w:color="D9D4C7" w:sz="4"/>
+              <w:bottom w:val="single" w:color="D9D4C7" w:sz="4"/>
+              <w:right w:val="single" w:color="D9D4C7" w:sz="4"/>
+            </w:tcBorders>
+            <w:tcMar>
+              <w:top w:type="dxa" w:w="60"/>
+              <w:left w:type="dxa" w:w="100"/>
+              <w:bottom w:type="dxa" w:w="60"/>
+              <w:right w:type="dxa" w:w="100"/>
+            </w:tcMar>
+          </w:tcPr>
+          <w:p>
+            <w:pPr>
+              <w:spacing w:after="0"/>
+            </w:pPr>
+            <w:r>
+              <w:rPr>
+                <w:sz w:val="19"/>
+                <w:szCs w:val="19"/>
+              </w:rPr>
+              <w:t xml:space="preserve">at the end of a session the agent proposes items (decided, established with a source, open, next step); tick / delete / add → "Save memory"; without a decision "unreviewed"; the next session reads the memory, not the old conversation; beside "Where you left off"</w:t>
+            </w:r>
+          </w:p>
+        </w:tc>
+        <w:tc>
+          <w:tcPr>
+            <w:tcW w:type="dxa" w:w="1407"/>
+            <w:tcBorders>
+              <w:top w:val="single" w:color="D9D4C7" w:sz="4"/>
+              <w:left w:val="single" w:color="D9D4C7" w:sz="4"/>
+              <w:bottom w:val="single" w:color="D9D4C7" w:sz="4"/>
+              <w:right w:val="single" w:color="D9D4C7" w:sz="4"/>
+            </w:tcBorders>
+            <w:tcMar>
+              <w:top w:type="dxa" w:w="60"/>
+              <w:left w:type="dxa" w:w="100"/>
+              <w:bottom w:type="dxa" w:w="60"/>
+              <w:right w:type="dxa" w:w="100"/>
+            </w:tcMar>
+          </w:tcPr>
+          <w:p>
+            <w:pPr>
+              <w:spacing w:after="0"/>
+            </w:pPr>
+            <w:r>
+              <w:rPr>
+                <w:sz w:val="19"/>
+                <w:szCs w:val="19"/>
+              </w:rPr>
+              <w:t xml:space="preserve">tests + screenshot</w:t>
+            </w:r>
+          </w:p>
+        </w:tc>
+        <w:tc>
+          <w:tcPr>
+            <w:tcW w:type="dxa" w:w="4334"/>
+            <w:tcBorders>
+              <w:top w:val="single" w:color="D9D4C7" w:sz="4"/>
+              <w:left w:val="single" w:color="D9D4C7" w:sz="4"/>
+              <w:bottom w:val="single" w:color="D9D4C7" w:sz="4"/>
+              <w:right w:val="single" w:color="D9D4C7" w:sz="4"/>
+            </w:tcBorders>
+            <w:tcMar>
+              <w:top w:type="dxa" w:w="60"/>
+              <w:left w:type="dxa" w:w="100"/>
+              <w:bottom w:type="dxa" w:w="60"/>
+              <w:right w:type="dxa" w:w="100"/>
+            </w:tcMar>
+          </w:tcPr>
+          <w:p>
+            <w:pPr>
+              <w:spacing w:after="0"/>
+            </w:pPr>
+            <w:r>
+              <w:rPr>
+                <w:sz w:val="19"/>
+                <w:szCs w:val="19"/>
+              </w:rPr>
+              <w:t xml:space="preserve">2–3 h</w:t>
+            </w:r>
+          </w:p>
+        </w:tc>
+      </w:tr>
+      <w:tr>
+        <w:trPr>
+          <w:tblHeader w:val="off"/>
+        </w:trPr>
+        <w:tc>
+          <w:tcPr>
+            <w:tcW w:type="dxa" w:w="1191"/>
+            <w:tcBorders>
+              <w:top w:val="single" w:color="D9D4C7" w:sz="4"/>
+              <w:left w:val="single" w:color="D9D4C7" w:sz="4"/>
+              <w:bottom w:val="single" w:color="D9D4C7" w:sz="4"/>
+              <w:right w:val="single" w:color="D9D4C7" w:sz="4"/>
+            </w:tcBorders>
+            <w:shd w:fill="F4F1EA" w:color="auto" w:val="clear"/>
+            <w:tcMar>
+              <w:top w:type="dxa" w:w="60"/>
+              <w:left w:type="dxa" w:w="100"/>
+              <w:bottom w:type="dxa" w:w="60"/>
+              <w:right w:type="dxa" w:w="100"/>
+            </w:tcMar>
+          </w:tcPr>
+          <w:p>
+            <w:pPr>
+              <w:spacing w:after="0"/>
+            </w:pPr>
+            <w:r>
+              <w:rPr>
+                <w:sz w:val="19"/>
+                <w:szCs w:val="19"/>
+              </w:rPr>
+              <w:t xml:space="preserve">R14</w:t>
+            </w:r>
+          </w:p>
+        </w:tc>
+        <w:tc>
+          <w:tcPr>
+            <w:tcW w:type="dxa" w:w="1732"/>
+            <w:tcBorders>
+              <w:top w:val="single" w:color="D9D4C7" w:sz="4"/>
+              <w:left w:val="single" w:color="D9D4C7" w:sz="4"/>
+              <w:bottom w:val="single" w:color="D9D4C7" w:sz="4"/>
+              <w:right w:val="single" w:color="D9D4C7" w:sz="4"/>
+            </w:tcBorders>
+            <w:shd w:fill="F4F1EA" w:color="auto" w:val="clear"/>
+            <w:tcMar>
+              <w:top w:type="dxa" w:w="60"/>
+              <w:left w:type="dxa" w:w="100"/>
+              <w:bottom w:type="dxa" w:w="60"/>
+              <w:right w:type="dxa" w:w="100"/>
+            </w:tcMar>
+          </w:tcPr>
+          <w:p>
+            <w:pPr>
+              <w:spacing w:after="0"/>
+            </w:pPr>
+            <w:r>
+              <w:rPr>
+                <w:sz w:val="19"/>
+                <w:szCs w:val="19"/>
+              </w:rPr>
+              <w:t xml:space="preserve">Release rc2 (49)</w:t>
+            </w:r>
+          </w:p>
+        </w:tc>
+        <w:tc>
+          <w:tcPr>
+            <w:tcW w:type="dxa" w:w="974"/>
+            <w:tcBorders>
+              <w:top w:val="single" w:color="D9D4C7" w:sz="4"/>
+              <w:left w:val="single" w:color="D9D4C7" w:sz="4"/>
+              <w:bottom w:val="single" w:color="D9D4C7" w:sz="4"/>
+              <w:right w:val="single" w:color="D9D4C7" w:sz="4"/>
+            </w:tcBorders>
+            <w:shd w:fill="F4F1EA" w:color="auto" w:val="clear"/>
+            <w:tcMar>
+              <w:top w:type="dxa" w:w="60"/>
+              <w:left w:type="dxa" w:w="100"/>
+              <w:bottom w:type="dxa" w:w="60"/>
+              <w:right w:type="dxa" w:w="100"/>
+            </w:tcMar>
+          </w:tcPr>
+          <w:p>
+            <w:pPr>
+              <w:spacing w:after="0"/>
+            </w:pPr>
+            <w:r>
+              <w:rPr>
+                <w:sz w:val="19"/>
+                <w:szCs w:val="19"/>
+              </w:rPr>
+              <w:t xml:space="preserve">all tests, PSE audit, language audit; packages 0.3.0~rc2 (personal and public), selftest from both; guides (SR/EN, md + docx, screenshots from the package) and the live-test guide updated; WORKLOG, ZA-ANDREJA; commits local, push on approval</w:t>
+            </w:r>
+          </w:p>
+        </w:tc>
+        <w:tc>
+          <w:tcPr>
+            <w:tcW w:type="dxa" w:w="1407"/>
+            <w:tcBorders>
+              <w:top w:val="single" w:color="D9D4C7" w:sz="4"/>
+              <w:left w:val="single" w:color="D9D4C7" w:sz="4"/>
+              <w:bottom w:val="single" w:color="D9D4C7" w:sz="4"/>
+              <w:right w:val="single" w:color="D9D4C7" w:sz="4"/>
+            </w:tcBorders>
+            <w:shd w:fill="F4F1EA" w:color="auto" w:val="clear"/>
+            <w:tcMar>
+              <w:top w:type="dxa" w:w="60"/>
+              <w:left w:type="dxa" w:w="100"/>
+              <w:bottom w:type="dxa" w:w="60"/>
+              <w:right w:type="dxa" w:w="100"/>
+            </w:tcMar>
+          </w:tcPr>
+          <w:p>
+            <w:pPr>
+              <w:spacing w:after="0"/>
+            </w:pPr>
+            <w:r>
+              <w:rPr>
+                <w:sz w:val="19"/>
+                <w:szCs w:val="19"/>
+              </w:rPr>
+              <w:t xml:space="preserve">all green</w:t>
+            </w:r>
+          </w:p>
+        </w:tc>
+        <w:tc>
+          <w:tcPr>
+            <w:tcW w:type="dxa" w:w="4334"/>
+            <w:tcBorders>
+              <w:top w:val="single" w:color="D9D4C7" w:sz="4"/>
+              <w:left w:val="single" w:color="D9D4C7" w:sz="4"/>
+              <w:bottom w:val="single" w:color="D9D4C7" w:sz="4"/>
+              <w:right w:val="single" w:color="D9D4C7" w:sz="4"/>
+            </w:tcBorders>
+            <w:shd w:fill="F4F1EA" w:color="auto" w:val="clear"/>
+            <w:tcMar>
+              <w:top w:type="dxa" w:w="60"/>
+              <w:left w:type="dxa" w:w="100"/>
+              <w:bottom w:type="dxa" w:w="60"/>
+              <w:right w:type="dxa" w:w="100"/>
+            </w:tcMar>
+          </w:tcPr>
+          <w:p>
+            <w:pPr>
+              <w:spacing w:after="0"/>
+            </w:pPr>
+            <w:r>
+              <w:rPr>
+                <w:sz w:val="19"/>
+                <w:szCs w:val="19"/>
+              </w:rPr>
+              <w:t xml:space="preserve">2–3 h</w:t>
+            </w:r>
+          </w:p>
+        </w:tc>
+      </w:tr>
+    </w:tbl>
+    <w:p>
+      <w:pPr>
+        <w:spacing w:after="120"/>
+      </w:pPr>
+    </w:p>
+    <w:p>
+      <w:pPr>
+        <w:spacing w:after="100"/>
+        <w:ind w:left="0"/>
+      </w:pPr>
+      <w:r>
+        <w:t xml:space="preserve">Total about 11–15.5 h.</w:t>
       </w:r>
     </w:p>
     <w:sectPr>

--- a/PSE Riemann — PLAN PSE AGENTS.docx
+++ b/PSE Riemann — PLAN PSE AGENTS.docx
@@ -5071,6 +5071,62 @@
       </w:pPr>
       <w:r>
         <w:t xml:space="preserve">Total about 11–15.5 h.</w:t>
+      </w:r>
+    </w:p>
+    <w:p>
+      <w:pPr>
+        <w:spacing w:after="100"/>
+        <w:ind w:left="0"/>
+      </w:pPr>
+      <w:r>
+        <w:rPr>
+          <w:b/>
+          <w:bCs/>
+        </w:rPr>
+        <w:t xml:space="preserve">Status (2026-10-27, night):</w:t>
+      </w:r>
+      <w:r>
+        <w:t xml:space="preserve"> R9–R14 done — </w:t>
+      </w:r>
+      <w:r>
+        <w:rPr>
+          <w:rFonts w:ascii="Consolas" w:cs="Consolas" w:eastAsia="Consolas" w:hAnsi="Consolas"/>
+          <w:color w:val="6B4A12"/>
+        </w:rPr>
+        <w:t xml:space="preserve">7bc0a4d</w:t>
+      </w:r>
+      <w:r>
+        <w:t xml:space="preserve"> (R9), </w:t>
+      </w:r>
+      <w:r>
+        <w:rPr>
+          <w:rFonts w:ascii="Consolas" w:cs="Consolas" w:eastAsia="Consolas" w:hAnsi="Consolas"/>
+          <w:color w:val="6B4A12"/>
+        </w:rPr>
+        <w:t xml:space="preserve">c1ab293</w:t>
+      </w:r>
+      <w:r>
+        <w:t xml:space="preserve"> (R10), </w:t>
+      </w:r>
+      <w:r>
+        <w:rPr>
+          <w:rFonts w:ascii="Consolas" w:cs="Consolas" w:eastAsia="Consolas" w:hAnsi="Consolas"/>
+          <w:color w:val="6B4A12"/>
+        </w:rPr>
+        <w:t xml:space="preserve">0b9960d</w:t>
+      </w:r>
+      <w:r>
+        <w:t xml:space="preserve"> (R11–R13), then the R14 release. pytest 369/369, selftest from both 0.3.0~rc2 packages: ALL PASS. Waiting for Andrej: push, the rc2 live test, "merge into main" (</w:t>
+      </w:r>
+      <w:r>
+        <w:rPr>
+          <w:rFonts w:ascii="Consolas" w:cs="Consolas" w:eastAsia="Consolas" w:hAnsi="Consolas"/>
+          <w:color w:val="6B4A12"/>
+        </w:rPr>
+        <w:t xml:space="preserve">docs/ZA-ANDREJA.md</w:t>
+      </w:r>
+      <w:r>
+        <w:t xml:space="preserve">).</w:t>
       </w:r>
     </w:p>
     <w:sectPr>

--- a/PSE Riemann — PLAN PSE AGENTS.docx
+++ b/PSE Riemann — PLAN PSE AGENTS.docx
@@ -5128,6 +5128,901 @@
       <w:r>
         <w:t xml:space="preserve">).</w:t>
       </w:r>
+    </w:p>
+    <w:p>
+      <w:pPr>
+        <w:pStyle w:val="Heading1"/>
+      </w:pPr>
+      <w:r>
+        <w:t xml:space="preserve">Fourth round (2026-10-29, agreement rules 50–57): plan for 0.3.0~rc7</w:t>
+      </w:r>
+    </w:p>
+    <w:tbl>
+      <w:tblPr>
+        <w:tblW w:type="dxa" w:w="9638"/>
+        <w:tblBorders>
+          <w:top w:val="single" w:color="auto" w:sz="4"/>
+          <w:left w:val="single" w:color="auto" w:sz="4"/>
+          <w:bottom w:val="single" w:color="auto" w:sz="4"/>
+          <w:right w:val="single" w:color="auto" w:sz="4"/>
+          <w:insideH w:val="single" w:color="auto" w:sz="4"/>
+          <w:insideV w:val="single" w:color="auto" w:sz="4"/>
+        </w:tblBorders>
+      </w:tblPr>
+      <w:tblGrid>
+        <w:gridCol w:w="1191"/>
+        <w:gridCol w:w="1732"/>
+        <w:gridCol w:w="974"/>
+        <w:gridCol w:w="1407"/>
+        <w:gridCol w:w="4334"/>
+      </w:tblGrid>
+      <w:tr>
+        <w:trPr>
+          <w:tblHeader/>
+        </w:trPr>
+        <w:tc>
+          <w:tcPr>
+            <w:tcW w:type="dxa" w:w="1191"/>
+            <w:tcBorders>
+              <w:top w:val="single" w:color="D9D4C7" w:sz="4"/>
+              <w:left w:val="single" w:color="D9D4C7" w:sz="4"/>
+              <w:bottom w:val="single" w:color="D9D4C7" w:sz="4"/>
+              <w:right w:val="single" w:color="D9D4C7" w:sz="4"/>
+            </w:tcBorders>
+            <w:shd w:fill="1F2430" w:color="auto" w:val="clear"/>
+            <w:tcMar>
+              <w:top w:type="dxa" w:w="60"/>
+              <w:left w:type="dxa" w:w="100"/>
+              <w:bottom w:type="dxa" w:w="60"/>
+              <w:right w:type="dxa" w:w="100"/>
+            </w:tcMar>
+          </w:tcPr>
+          <w:p>
+            <w:pPr>
+              <w:spacing w:after="0"/>
+            </w:pPr>
+            <w:r>
+              <w:rPr>
+                <w:b/>
+                <w:bCs/>
+                <w:color w:val="FFFFFF"/>
+                <w:sz w:val="19"/>
+                <w:szCs w:val="19"/>
+              </w:rPr>
+              <w:t xml:space="preserve">#</w:t>
+            </w:r>
+          </w:p>
+        </w:tc>
+        <w:tc>
+          <w:tcPr>
+            <w:tcW w:type="dxa" w:w="1732"/>
+            <w:tcBorders>
+              <w:top w:val="single" w:color="D9D4C7" w:sz="4"/>
+              <w:left w:val="single" w:color="D9D4C7" w:sz="4"/>
+              <w:bottom w:val="single" w:color="D9D4C7" w:sz="4"/>
+              <w:right w:val="single" w:color="D9D4C7" w:sz="4"/>
+            </w:tcBorders>
+            <w:shd w:fill="1F2430" w:color="auto" w:val="clear"/>
+            <w:tcMar>
+              <w:top w:type="dxa" w:w="60"/>
+              <w:left w:type="dxa" w:w="100"/>
+              <w:bottom w:type="dxa" w:w="60"/>
+              <w:right w:type="dxa" w:w="100"/>
+            </w:tcMar>
+          </w:tcPr>
+          <w:p>
+            <w:pPr>
+              <w:spacing w:after="0"/>
+            </w:pPr>
+            <w:r>
+              <w:rPr>
+                <w:b/>
+                <w:bCs/>
+                <w:color w:val="FFFFFF"/>
+                <w:sz w:val="19"/>
+                <w:szCs w:val="19"/>
+              </w:rPr>
+              <w:t xml:space="preserve">Step</w:t>
+            </w:r>
+          </w:p>
+        </w:tc>
+        <w:tc>
+          <w:tcPr>
+            <w:tcW w:type="dxa" w:w="974"/>
+            <w:tcBorders>
+              <w:top w:val="single" w:color="D9D4C7" w:sz="4"/>
+              <w:left w:val="single" w:color="D9D4C7" w:sz="4"/>
+              <w:bottom w:val="single" w:color="D9D4C7" w:sz="4"/>
+              <w:right w:val="single" w:color="D9D4C7" w:sz="4"/>
+            </w:tcBorders>
+            <w:shd w:fill="1F2430" w:color="auto" w:val="clear"/>
+            <w:tcMar>
+              <w:top w:type="dxa" w:w="60"/>
+              <w:left w:type="dxa" w:w="100"/>
+              <w:bottom w:type="dxa" w:w="60"/>
+              <w:right w:type="dxa" w:w="100"/>
+            </w:tcMar>
+          </w:tcPr>
+          <w:p>
+            <w:pPr>
+              <w:spacing w:after="0"/>
+            </w:pPr>
+            <w:r>
+              <w:rPr>
+                <w:b/>
+                <w:bCs/>
+                <w:color w:val="FFFFFF"/>
+                <w:sz w:val="19"/>
+                <w:szCs w:val="19"/>
+              </w:rPr>
+              <w:t xml:space="preserve">What</w:t>
+            </w:r>
+          </w:p>
+        </w:tc>
+        <w:tc>
+          <w:tcPr>
+            <w:tcW w:type="dxa" w:w="1407"/>
+            <w:tcBorders>
+              <w:top w:val="single" w:color="D9D4C7" w:sz="4"/>
+              <w:left w:val="single" w:color="D9D4C7" w:sz="4"/>
+              <w:bottom w:val="single" w:color="D9D4C7" w:sz="4"/>
+              <w:right w:val="single" w:color="D9D4C7" w:sz="4"/>
+            </w:tcBorders>
+            <w:shd w:fill="1F2430" w:color="auto" w:val="clear"/>
+            <w:tcMar>
+              <w:top w:type="dxa" w:w="60"/>
+              <w:left w:type="dxa" w:w="100"/>
+              <w:bottom w:type="dxa" w:w="60"/>
+              <w:right w:type="dxa" w:w="100"/>
+            </w:tcMar>
+          </w:tcPr>
+          <w:p>
+            <w:pPr>
+              <w:spacing w:after="0"/>
+            </w:pPr>
+            <w:r>
+              <w:rPr>
+                <w:b/>
+                <w:bCs/>
+                <w:color w:val="FFFFFF"/>
+                <w:sz w:val="19"/>
+                <w:szCs w:val="19"/>
+              </w:rPr>
+              <w:t xml:space="preserve">Check</w:t>
+            </w:r>
+          </w:p>
+        </w:tc>
+        <w:tc>
+          <w:tcPr>
+            <w:tcW w:type="dxa" w:w="4334"/>
+            <w:tcBorders>
+              <w:top w:val="single" w:color="D9D4C7" w:sz="4"/>
+              <w:left w:val="single" w:color="D9D4C7" w:sz="4"/>
+              <w:bottom w:val="single" w:color="D9D4C7" w:sz="4"/>
+              <w:right w:val="single" w:color="D9D4C7" w:sz="4"/>
+            </w:tcBorders>
+            <w:shd w:fill="1F2430" w:color="auto" w:val="clear"/>
+            <w:tcMar>
+              <w:top w:type="dxa" w:w="60"/>
+              <w:left w:type="dxa" w:w="100"/>
+              <w:bottom w:type="dxa" w:w="60"/>
+              <w:right w:type="dxa" w:w="100"/>
+            </w:tcMar>
+          </w:tcPr>
+          <w:p>
+            <w:pPr>
+              <w:spacing w:after="0"/>
+            </w:pPr>
+            <w:r>
+              <w:rPr>
+                <w:b/>
+                <w:bCs/>
+                <w:color w:val="FFFFFF"/>
+                <w:sz w:val="19"/>
+                <w:szCs w:val="19"/>
+              </w:rPr>
+              <w:t xml:space="preserve">Status</w:t>
+            </w:r>
+          </w:p>
+        </w:tc>
+      </w:tr>
+      <w:tr>
+        <w:trPr>
+          <w:tblHeader w:val="off"/>
+        </w:trPr>
+        <w:tc>
+          <w:tcPr>
+            <w:tcW w:type="dxa" w:w="1191"/>
+            <w:tcBorders>
+              <w:top w:val="single" w:color="D9D4C7" w:sz="4"/>
+              <w:left w:val="single" w:color="D9D4C7" w:sz="4"/>
+              <w:bottom w:val="single" w:color="D9D4C7" w:sz="4"/>
+              <w:right w:val="single" w:color="D9D4C7" w:sz="4"/>
+            </w:tcBorders>
+            <w:tcMar>
+              <w:top w:type="dxa" w:w="60"/>
+              <w:left w:type="dxa" w:w="100"/>
+              <w:bottom w:type="dxa" w:w="60"/>
+              <w:right w:type="dxa" w:w="100"/>
+            </w:tcMar>
+          </w:tcPr>
+          <w:p>
+            <w:pPr>
+              <w:spacing w:after="0"/>
+            </w:pPr>
+            <w:r>
+              <w:rPr>
+                <w:sz w:val="19"/>
+                <w:szCs w:val="19"/>
+              </w:rPr>
+              <w:t xml:space="preserve">R15</w:t>
+            </w:r>
+          </w:p>
+        </w:tc>
+        <w:tc>
+          <w:tcPr>
+            <w:tcW w:type="dxa" w:w="1732"/>
+            <w:tcBorders>
+              <w:top w:val="single" w:color="D9D4C7" w:sz="4"/>
+              <w:left w:val="single" w:color="D9D4C7" w:sz="4"/>
+              <w:bottom w:val="single" w:color="D9D4C7" w:sz="4"/>
+              <w:right w:val="single" w:color="D9D4C7" w:sz="4"/>
+            </w:tcBorders>
+            <w:tcMar>
+              <w:top w:type="dxa" w:w="60"/>
+              <w:left w:type="dxa" w:w="100"/>
+              <w:bottom w:type="dxa" w:w="60"/>
+              <w:right w:type="dxa" w:w="100"/>
+            </w:tcMar>
+          </w:tcPr>
+          <w:p>
+            <w:pPr>
+              <w:spacing w:after="0"/>
+            </w:pPr>
+            <w:r>
+              <w:rPr>
+                <w:sz w:val="19"/>
+                <w:szCs w:val="19"/>
+              </w:rPr>
+              <w:t xml:space="preserve">Attractors (50–53)</w:t>
+            </w:r>
+          </w:p>
+        </w:tc>
+        <w:tc>
+          <w:tcPr>
+            <w:tcW w:type="dxa" w:w="974"/>
+            <w:tcBorders>
+              <w:top w:val="single" w:color="D9D4C7" w:sz="4"/>
+              <w:left w:val="single" w:color="D9D4C7" w:sz="4"/>
+              <w:bottom w:val="single" w:color="D9D4C7" w:sz="4"/>
+              <w:right w:val="single" w:color="D9D4C7" w:sz="4"/>
+            </w:tcBorders>
+            <w:tcMar>
+              <w:top w:type="dxa" w:w="60"/>
+              <w:left w:type="dxa" w:w="100"/>
+              <w:bottom w:type="dxa" w:w="60"/>
+              <w:right w:type="dxa" w:w="100"/>
+            </w:tcMar>
+          </w:tcPr>
+          <w:p>
+            <w:pPr>
+              <w:spacing w:after="0"/>
+            </w:pPr>
+            <w:r>
+              <w:rPr>
+                <w:rFonts w:ascii="Consolas" w:cs="Consolas" w:eastAsia="Consolas" w:hAnsi="Consolas"/>
+                <w:color w:val="6B4A12"/>
+                <w:sz w:val="19"/>
+                <w:szCs w:val="19"/>
+              </w:rPr>
+              <w:t xml:space="preserve">pse/swing.py</w:t>
+            </w:r>
+            <w:r>
+              <w:rPr>
+                <w:sz w:val="19"/>
+                <w:szCs w:val="19"/>
+              </w:rPr>
+              <w:t xml:space="preserve">: turning points (plateaus merged), sweep envelope, </w:t>
+            </w:r>
+            <w:r>
+              <w:rPr>
+                <w:rFonts w:ascii="Consolas" w:cs="Consolas" w:eastAsia="Consolas" w:hAnsi="Consolas"/>
+                <w:color w:val="6B4A12"/>
+                <w:sz w:val="19"/>
+                <w:szCs w:val="19"/>
+              </w:rPr>
+              <w:t xml:space="preserve">tendency()</w:t>
+            </w:r>
+            <w:r>
+              <w:rPr>
+                <w:sz w:val="19"/>
+                <w:szCs w:val="19"/>
+              </w:rPr>
+              <w:t xml:space="preserve">, borderline needs ≥ 2 turns and ≥ 10 moves; </w:t>
+            </w:r>
+            <w:r>
+              <w:rPr>
+                <w:rFonts w:ascii="Consolas" w:cs="Consolas" w:eastAsia="Consolas" w:hAnsi="Consolas"/>
+                <w:color w:val="6B4A12"/>
+                <w:sz w:val="19"/>
+                <w:szCs w:val="19"/>
+              </w:rPr>
+              <w:t xml:space="preserve">pse_registry</w:t>
+            </w:r>
+            <w:r>
+              <w:rPr>
+                <w:sz w:val="19"/>
+                <w:szCs w:val="19"/>
+              </w:rPr>
+              <w:t xml:space="preserve">: attractor series only from AI-read moves, "?" for rules-only moves, "heading to" in the Doctor's log; the Laboratory shows the basis and the tendency</w:t>
+            </w:r>
+          </w:p>
+        </w:tc>
+        <w:tc>
+          <w:tcPr>
+            <w:tcW w:type="dxa" w:w="1407"/>
+            <w:tcBorders>
+              <w:top w:val="single" w:color="D9D4C7" w:sz="4"/>
+              <w:left w:val="single" w:color="D9D4C7" w:sz="4"/>
+              <w:bottom w:val="single" w:color="D9D4C7" w:sz="4"/>
+              <w:right w:val="single" w:color="D9D4C7" w:sz="4"/>
+            </w:tcBorders>
+            <w:tcMar>
+              <w:top w:type="dxa" w:w="60"/>
+              <w:left w:type="dxa" w:w="100"/>
+              <w:bottom w:type="dxa" w:w="60"/>
+              <w:right w:type="dxa" w:w="100"/>
+            </w:tcMar>
+          </w:tcPr>
+          <w:p>
+            <w:pPr>
+              <w:spacing w:after="0"/>
+            </w:pPr>
+            <w:r>
+              <w:rPr>
+                <w:sz w:val="19"/>
+                <w:szCs w:val="19"/>
+              </w:rPr>
+              <w:t xml:space="preserve">tests (11), copy of the real vault: voice#1 → healthy</w:t>
+            </w:r>
+          </w:p>
+        </w:tc>
+        <w:tc>
+          <w:tcPr>
+            <w:tcW w:type="dxa" w:w="4334"/>
+            <w:tcBorders>
+              <w:top w:val="single" w:color="D9D4C7" w:sz="4"/>
+              <w:left w:val="single" w:color="D9D4C7" w:sz="4"/>
+              <w:bottom w:val="single" w:color="D9D4C7" w:sz="4"/>
+              <w:right w:val="single" w:color="D9D4C7" w:sz="4"/>
+            </w:tcBorders>
+            <w:tcMar>
+              <w:top w:type="dxa" w:w="60"/>
+              <w:left w:type="dxa" w:w="100"/>
+              <w:bottom w:type="dxa" w:w="60"/>
+              <w:right w:type="dxa" w:w="100"/>
+            </w:tcMar>
+          </w:tcPr>
+          <w:p>
+            <w:pPr>
+              <w:spacing w:after="0"/>
+            </w:pPr>
+            <w:r>
+              <w:rPr>
+                <w:sz w:val="19"/>
+                <w:szCs w:val="19"/>
+              </w:rPr>
+              <w:t xml:space="preserve">✅</w:t>
+            </w:r>
+          </w:p>
+        </w:tc>
+      </w:tr>
+      <w:tr>
+        <w:trPr>
+          <w:tblHeader w:val="off"/>
+        </w:trPr>
+        <w:tc>
+          <w:tcPr>
+            <w:tcW w:type="dxa" w:w="1191"/>
+            <w:tcBorders>
+              <w:top w:val="single" w:color="D9D4C7" w:sz="4"/>
+              <w:left w:val="single" w:color="D9D4C7" w:sz="4"/>
+              <w:bottom w:val="single" w:color="D9D4C7" w:sz="4"/>
+              <w:right w:val="single" w:color="D9D4C7" w:sz="4"/>
+            </w:tcBorders>
+            <w:shd w:fill="F4F1EA" w:color="auto" w:val="clear"/>
+            <w:tcMar>
+              <w:top w:type="dxa" w:w="60"/>
+              <w:left w:type="dxa" w:w="100"/>
+              <w:bottom w:type="dxa" w:w="60"/>
+              <w:right w:type="dxa" w:w="100"/>
+            </w:tcMar>
+          </w:tcPr>
+          <w:p>
+            <w:pPr>
+              <w:spacing w:after="0"/>
+            </w:pPr>
+            <w:r>
+              <w:rPr>
+                <w:sz w:val="19"/>
+                <w:szCs w:val="19"/>
+              </w:rPr>
+              <w:t xml:space="preserve">R16</w:t>
+            </w:r>
+          </w:p>
+        </w:tc>
+        <w:tc>
+          <w:tcPr>
+            <w:tcW w:type="dxa" w:w="1732"/>
+            <w:tcBorders>
+              <w:top w:val="single" w:color="D9D4C7" w:sz="4"/>
+              <w:left w:val="single" w:color="D9D4C7" w:sz="4"/>
+              <w:bottom w:val="single" w:color="D9D4C7" w:sz="4"/>
+              <w:right w:val="single" w:color="D9D4C7" w:sz="4"/>
+            </w:tcBorders>
+            <w:shd w:fill="F4F1EA" w:color="auto" w:val="clear"/>
+            <w:tcMar>
+              <w:top w:type="dxa" w:w="60"/>
+              <w:left w:type="dxa" w:w="100"/>
+              <w:bottom w:type="dxa" w:w="60"/>
+              <w:right w:type="dxa" w:w="100"/>
+            </w:tcMar>
+          </w:tcPr>
+          <w:p>
+            <w:pPr>
+              <w:spacing w:after="0"/>
+            </w:pPr>
+            <w:r>
+              <w:rPr>
+                <w:sz w:val="19"/>
+                <w:szCs w:val="19"/>
+              </w:rPr>
+              <w:t xml:space="preserve">Re-review (54)</w:t>
+            </w:r>
+          </w:p>
+        </w:tc>
+        <w:tc>
+          <w:tcPr>
+            <w:tcW w:type="dxa" w:w="974"/>
+            <w:tcBorders>
+              <w:top w:val="single" w:color="D9D4C7" w:sz="4"/>
+              <w:left w:val="single" w:color="D9D4C7" w:sz="4"/>
+              <w:bottom w:val="single" w:color="D9D4C7" w:sz="4"/>
+              <w:right w:val="single" w:color="D9D4C7" w:sz="4"/>
+            </w:tcBorders>
+            <w:shd w:fill="F4F1EA" w:color="auto" w:val="clear"/>
+            <w:tcMar>
+              <w:top w:type="dxa" w:w="60"/>
+              <w:left w:type="dxa" w:w="100"/>
+              <w:bottom w:type="dxa" w:w="60"/>
+              <w:right w:type="dxa" w:w="100"/>
+            </w:tcMar>
+          </w:tcPr>
+          <w:p>
+            <w:pPr>
+              <w:spacing w:after="0"/>
+            </w:pPr>
+            <w:r>
+              <w:rPr>
+                <w:rFonts w:ascii="Consolas" w:cs="Consolas" w:eastAsia="Consolas" w:hAnsi="Consolas"/>
+                <w:color w:val="6B4A12"/>
+                <w:sz w:val="19"/>
+                <w:szCs w:val="19"/>
+              </w:rPr>
+              <w:t xml:space="preserve">review_open_measures()</w:t>
+            </w:r>
+            <w:r>
+              <w:rPr>
+                <w:sz w:val="19"/>
+                <w:szCs w:val="19"/>
+              </w:rPr>
+              <w:t xml:space="preserve"> at start, item </w:t>
+            </w:r>
+            <w:r>
+              <w:rPr>
+                <w:rFonts w:ascii="Consolas" w:cs="Consolas" w:eastAsia="Consolas" w:hAnsi="Consolas"/>
+                <w:color w:val="6B4A12"/>
+                <w:sz w:val="19"/>
+                <w:szCs w:val="19"/>
+              </w:rPr>
+              <w:t xml:space="preserve">doctor-review</w:t>
+            </w:r>
+            <w:r>
+              <w:rPr>
+                <w:sz w:val="19"/>
+                <w:szCs w:val="19"/>
+              </w:rPr>
+              <w:t xml:space="preserve">, the operator decides</w:t>
+            </w:r>
+          </w:p>
+        </w:tc>
+        <w:tc>
+          <w:tcPr>
+            <w:tcW w:type="dxa" w:w="1407"/>
+            <w:tcBorders>
+              <w:top w:val="single" w:color="D9D4C7" w:sz="4"/>
+              <w:left w:val="single" w:color="D9D4C7" w:sz="4"/>
+              <w:bottom w:val="single" w:color="D9D4C7" w:sz="4"/>
+              <w:right w:val="single" w:color="D9D4C7" w:sz="4"/>
+            </w:tcBorders>
+            <w:shd w:fill="F4F1EA" w:color="auto" w:val="clear"/>
+            <w:tcMar>
+              <w:top w:type="dxa" w:w="60"/>
+              <w:left w:type="dxa" w:w="100"/>
+              <w:bottom w:type="dxa" w:w="60"/>
+              <w:right w:type="dxa" w:w="100"/>
+            </w:tcMar>
+          </w:tcPr>
+          <w:p>
+            <w:pPr>
+              <w:spacing w:after="0"/>
+            </w:pPr>
+            <w:r>
+              <w:rPr>
+                <w:sz w:val="19"/>
+                <w:szCs w:val="19"/>
+              </w:rPr>
+              <w:t xml:space="preserve">tests; on the vault copy an item for voice#1</w:t>
+            </w:r>
+          </w:p>
+        </w:tc>
+        <w:tc>
+          <w:tcPr>
+            <w:tcW w:type="dxa" w:w="4334"/>
+            <w:tcBorders>
+              <w:top w:val="single" w:color="D9D4C7" w:sz="4"/>
+              <w:left w:val="single" w:color="D9D4C7" w:sz="4"/>
+              <w:bottom w:val="single" w:color="D9D4C7" w:sz="4"/>
+              <w:right w:val="single" w:color="D9D4C7" w:sz="4"/>
+            </w:tcBorders>
+            <w:shd w:fill="F4F1EA" w:color="auto" w:val="clear"/>
+            <w:tcMar>
+              <w:top w:type="dxa" w:w="60"/>
+              <w:left w:type="dxa" w:w="100"/>
+              <w:bottom w:type="dxa" w:w="60"/>
+              <w:right w:type="dxa" w:w="100"/>
+            </w:tcMar>
+          </w:tcPr>
+          <w:p>
+            <w:pPr>
+              <w:spacing w:after="0"/>
+            </w:pPr>
+            <w:r>
+              <w:rPr>
+                <w:sz w:val="19"/>
+                <w:szCs w:val="19"/>
+              </w:rPr>
+              <w:t xml:space="preserve">✅</w:t>
+            </w:r>
+          </w:p>
+        </w:tc>
+      </w:tr>
+      <w:tr>
+        <w:trPr>
+          <w:tblHeader w:val="off"/>
+        </w:trPr>
+        <w:tc>
+          <w:tcPr>
+            <w:tcW w:type="dxa" w:w="1191"/>
+            <w:tcBorders>
+              <w:top w:val="single" w:color="D9D4C7" w:sz="4"/>
+              <w:left w:val="single" w:color="D9D4C7" w:sz="4"/>
+              <w:bottom w:val="single" w:color="D9D4C7" w:sz="4"/>
+              <w:right w:val="single" w:color="D9D4C7" w:sz="4"/>
+            </w:tcBorders>
+            <w:tcMar>
+              <w:top w:type="dxa" w:w="60"/>
+              <w:left w:type="dxa" w:w="100"/>
+              <w:bottom w:type="dxa" w:w="60"/>
+              <w:right w:type="dxa" w:w="100"/>
+            </w:tcMar>
+          </w:tcPr>
+          <w:p>
+            <w:pPr>
+              <w:spacing w:after="0"/>
+            </w:pPr>
+            <w:r>
+              <w:rPr>
+                <w:sz w:val="19"/>
+                <w:szCs w:val="19"/>
+              </w:rPr>
+              <w:t xml:space="preserve">R17</w:t>
+            </w:r>
+          </w:p>
+        </w:tc>
+        <w:tc>
+          <w:tcPr>
+            <w:tcW w:type="dxa" w:w="1732"/>
+            <w:tcBorders>
+              <w:top w:val="single" w:color="D9D4C7" w:sz="4"/>
+              <w:left w:val="single" w:color="D9D4C7" w:sz="4"/>
+              <w:bottom w:val="single" w:color="D9D4C7" w:sz="4"/>
+              <w:right w:val="single" w:color="D9D4C7" w:sz="4"/>
+            </w:tcBorders>
+            <w:tcMar>
+              <w:top w:type="dxa" w:w="60"/>
+              <w:left w:type="dxa" w:w="100"/>
+              <w:bottom w:type="dxa" w:w="60"/>
+              <w:right w:type="dxa" w:w="100"/>
+            </w:tcMar>
+          </w:tcPr>
+          <w:p>
+            <w:pPr>
+              <w:spacing w:after="0"/>
+            </w:pPr>
+            <w:r>
+              <w:rPr>
+                <w:sz w:val="19"/>
+                <w:szCs w:val="19"/>
+              </w:rPr>
+              <w:t xml:space="preserve">TLS pins (56)</w:t>
+            </w:r>
+          </w:p>
+        </w:tc>
+        <w:tc>
+          <w:tcPr>
+            <w:tcW w:type="dxa" w:w="974"/>
+            <w:tcBorders>
+              <w:top w:val="single" w:color="D9D4C7" w:sz="4"/>
+              <w:left w:val="single" w:color="D9D4C7" w:sz="4"/>
+              <w:bottom w:val="single" w:color="D9D4C7" w:sz="4"/>
+              <w:right w:val="single" w:color="D9D4C7" w:sz="4"/>
+            </w:tcBorders>
+            <w:tcMar>
+              <w:top w:type="dxa" w:w="60"/>
+              <w:left w:type="dxa" w:w="100"/>
+              <w:bottom w:type="dxa" w:w="60"/>
+              <w:right w:type="dxa" w:w="100"/>
+            </w:tcMar>
+          </w:tcPr>
+          <w:p>
+            <w:pPr>
+              <w:spacing w:after="0"/>
+            </w:pPr>
+            <w:r>
+              <w:rPr>
+                <w:sz w:val="19"/>
+                <w:szCs w:val="19"/>
+              </w:rPr>
+              <w:t xml:space="preserve">the notice, </w:t>
+            </w:r>
+            <w:r>
+              <w:rPr>
+                <w:rFonts w:ascii="Consolas" w:cs="Consolas" w:eastAsia="Consolas" w:hAnsi="Consolas"/>
+                <w:color w:val="6B4A12"/>
+                <w:sz w:val="19"/>
+                <w:szCs w:val="19"/>
+              </w:rPr>
+              <w:t xml:space="preserve">tls.rescan()</w:t>
+            </w:r>
+            <w:r>
+              <w:rPr>
+                <w:sz w:val="19"/>
+                <w:szCs w:val="19"/>
+              </w:rPr>
+              <w:t xml:space="preserve">, menu + Guardian tab</w:t>
+            </w:r>
+          </w:p>
+        </w:tc>
+        <w:tc>
+          <w:tcPr>
+            <w:tcW w:type="dxa" w:w="1407"/>
+            <w:tcBorders>
+              <w:top w:val="single" w:color="D9D4C7" w:sz="4"/>
+              <w:left w:val="single" w:color="D9D4C7" w:sz="4"/>
+              <w:bottom w:val="single" w:color="D9D4C7" w:sz="4"/>
+              <w:right w:val="single" w:color="D9D4C7" w:sz="4"/>
+            </w:tcBorders>
+            <w:tcMar>
+              <w:top w:type="dxa" w:w="60"/>
+              <w:left w:type="dxa" w:w="100"/>
+              <w:bottom w:type="dxa" w:w="60"/>
+              <w:right w:type="dxa" w:w="100"/>
+            </w:tcMar>
+          </w:tcPr>
+          <w:p>
+            <w:pPr>
+              <w:spacing w:after="0"/>
+            </w:pPr>
+            <w:r>
+              <w:rPr>
+                <w:sz w:val="19"/>
+                <w:szCs w:val="19"/>
+              </w:rPr>
+              <w:t xml:space="preserve">tests (4), screenshot</w:t>
+            </w:r>
+          </w:p>
+        </w:tc>
+        <w:tc>
+          <w:tcPr>
+            <w:tcW w:type="dxa" w:w="4334"/>
+            <w:tcBorders>
+              <w:top w:val="single" w:color="D9D4C7" w:sz="4"/>
+              <w:left w:val="single" w:color="D9D4C7" w:sz="4"/>
+              <w:bottom w:val="single" w:color="D9D4C7" w:sz="4"/>
+              <w:right w:val="single" w:color="D9D4C7" w:sz="4"/>
+            </w:tcBorders>
+            <w:tcMar>
+              <w:top w:type="dxa" w:w="60"/>
+              <w:left w:type="dxa" w:w="100"/>
+              <w:bottom w:type="dxa" w:w="60"/>
+              <w:right w:type="dxa" w:w="100"/>
+            </w:tcMar>
+          </w:tcPr>
+          <w:p>
+            <w:pPr>
+              <w:spacing w:after="0"/>
+            </w:pPr>
+            <w:r>
+              <w:rPr>
+                <w:sz w:val="19"/>
+                <w:szCs w:val="19"/>
+              </w:rPr>
+              <w:t xml:space="preserve">✅ (rc6)</w:t>
+            </w:r>
+          </w:p>
+        </w:tc>
+      </w:tr>
+      <w:tr>
+        <w:trPr>
+          <w:tblHeader w:val="off"/>
+        </w:trPr>
+        <w:tc>
+          <w:tcPr>
+            <w:tcW w:type="dxa" w:w="1191"/>
+            <w:tcBorders>
+              <w:top w:val="single" w:color="D9D4C7" w:sz="4"/>
+              <w:left w:val="single" w:color="D9D4C7" w:sz="4"/>
+              <w:bottom w:val="single" w:color="D9D4C7" w:sz="4"/>
+              <w:right w:val="single" w:color="D9D4C7" w:sz="4"/>
+            </w:tcBorders>
+            <w:shd w:fill="F4F1EA" w:color="auto" w:val="clear"/>
+            <w:tcMar>
+              <w:top w:type="dxa" w:w="60"/>
+              <w:left w:type="dxa" w:w="100"/>
+              <w:bottom w:type="dxa" w:w="60"/>
+              <w:right w:type="dxa" w:w="100"/>
+            </w:tcMar>
+          </w:tcPr>
+          <w:p>
+            <w:pPr>
+              <w:spacing w:after="0"/>
+            </w:pPr>
+            <w:r>
+              <w:rPr>
+                <w:sz w:val="19"/>
+                <w:szCs w:val="19"/>
+              </w:rPr>
+              <w:t xml:space="preserve">R18</w:t>
+            </w:r>
+          </w:p>
+        </w:tc>
+        <w:tc>
+          <w:tcPr>
+            <w:tcW w:type="dxa" w:w="1732"/>
+            <w:tcBorders>
+              <w:top w:val="single" w:color="D9D4C7" w:sz="4"/>
+              <w:left w:val="single" w:color="D9D4C7" w:sz="4"/>
+              <w:bottom w:val="single" w:color="D9D4C7" w:sz="4"/>
+              <w:right w:val="single" w:color="D9D4C7" w:sz="4"/>
+            </w:tcBorders>
+            <w:shd w:fill="F4F1EA" w:color="auto" w:val="clear"/>
+            <w:tcMar>
+              <w:top w:type="dxa" w:w="60"/>
+              <w:left w:type="dxa" w:w="100"/>
+              <w:bottom w:type="dxa" w:w="60"/>
+              <w:right w:type="dxa" w:w="100"/>
+            </w:tcMar>
+          </w:tcPr>
+          <w:p>
+            <w:pPr>
+              <w:spacing w:after="0"/>
+            </w:pPr>
+            <w:r>
+              <w:rPr>
+                <w:sz w:val="19"/>
+                <w:szCs w:val="19"/>
+              </w:rPr>
+              <w:t xml:space="preserve">Test package rc7</w:t>
+            </w:r>
+          </w:p>
+        </w:tc>
+        <w:tc>
+          <w:tcPr>
+            <w:tcW w:type="dxa" w:w="974"/>
+            <w:tcBorders>
+              <w:top w:val="single" w:color="D9D4C7" w:sz="4"/>
+              <w:left w:val="single" w:color="D9D4C7" w:sz="4"/>
+              <w:bottom w:val="single" w:color="D9D4C7" w:sz="4"/>
+              <w:right w:val="single" w:color="D9D4C7" w:sz="4"/>
+            </w:tcBorders>
+            <w:shd w:fill="F4F1EA" w:color="auto" w:val="clear"/>
+            <w:tcMar>
+              <w:top w:type="dxa" w:w="60"/>
+              <w:left w:type="dxa" w:w="100"/>
+              <w:bottom w:type="dxa" w:w="60"/>
+              <w:right w:type="dxa" w:w="100"/>
+            </w:tcMar>
+          </w:tcPr>
+          <w:p>
+            <w:pPr>
+              <w:spacing w:after="0"/>
+            </w:pPr>
+            <w:r>
+              <w:rPr>
+                <w:sz w:val="19"/>
+                <w:szCs w:val="19"/>
+              </w:rPr>
+              <w:t xml:space="preserve">personal package, selftest from the package</w:t>
+            </w:r>
+          </w:p>
+        </w:tc>
+        <w:tc>
+          <w:tcPr>
+            <w:tcW w:type="dxa" w:w="1407"/>
+            <w:tcBorders>
+              <w:top w:val="single" w:color="D9D4C7" w:sz="4"/>
+              <w:left w:val="single" w:color="D9D4C7" w:sz="4"/>
+              <w:bottom w:val="single" w:color="D9D4C7" w:sz="4"/>
+              <w:right w:val="single" w:color="D9D4C7" w:sz="4"/>
+            </w:tcBorders>
+            <w:shd w:fill="F4F1EA" w:color="auto" w:val="clear"/>
+            <w:tcMar>
+              <w:top w:type="dxa" w:w="60"/>
+              <w:left w:type="dxa" w:w="100"/>
+              <w:bottom w:type="dxa" w:w="60"/>
+              <w:right w:type="dxa" w:w="100"/>
+            </w:tcMar>
+          </w:tcPr>
+          <w:p>
+            <w:pPr>
+              <w:spacing w:after="0"/>
+            </w:pPr>
+            <w:r>
+              <w:rPr>
+                <w:sz w:val="19"/>
+                <w:szCs w:val="19"/>
+              </w:rPr>
+              <w:t xml:space="preserve">ALL PASS</w:t>
+            </w:r>
+          </w:p>
+        </w:tc>
+        <w:tc>
+          <w:tcPr>
+            <w:tcW w:type="dxa" w:w="4334"/>
+            <w:tcBorders>
+              <w:top w:val="single" w:color="D9D4C7" w:sz="4"/>
+              <w:left w:val="single" w:color="D9D4C7" w:sz="4"/>
+              <w:bottom w:val="single" w:color="D9D4C7" w:sz="4"/>
+              <w:right w:val="single" w:color="D9D4C7" w:sz="4"/>
+            </w:tcBorders>
+            <w:shd w:fill="F4F1EA" w:color="auto" w:val="clear"/>
+            <w:tcMar>
+              <w:top w:type="dxa" w:w="60"/>
+              <w:left w:type="dxa" w:w="100"/>
+              <w:bottom w:type="dxa" w:w="60"/>
+              <w:right w:type="dxa" w:w="100"/>
+            </w:tcMar>
+          </w:tcPr>
+          <w:p>
+            <w:pPr>
+              <w:spacing w:after="0"/>
+            </w:pPr>
+            <w:r>
+              <w:rPr>
+                <w:sz w:val="19"/>
+                <w:szCs w:val="19"/>
+              </w:rPr>
+              <w:t xml:space="preserve">✅</w:t>
+            </w:r>
+          </w:p>
+        </w:tc>
+      </w:tr>
+    </w:tbl>
+    <w:p>
+      <w:pPr>
+        <w:spacing w:after="120"/>
+      </w:pPr>
     </w:p>
     <w:sectPr>
       <w:footerReference w:type="default" r:id="rId6"/>
